--- a/arb/docx/35.content.docx
+++ b/arb/docx/35.content.docx
@@ -32,23 +32,6 @@
     </w:p>
     <w:p>
       <w:pPr>
-        <w:pStyle w:val="Heading2"/>
-        <w:bidi/>
-      </w:pPr>
-      <w:r>
-        <w:rPr>
-          <w:lang w:val="ar_AE" w:bidi="ar_AE"/>
-        </w:rPr>
-        <w:t>License Information</w:t>
-      </w:r>
-      <w:r>
-        <w:rPr>
-          <w:lang w:val="ar_AE" w:bidi="ar_AE"/>
-        </w:rPr>
-      </w:r>
-    </w:p>
-    <w:p>
-      <w:pPr>
         <w:bidi/>
       </w:pPr>
       <w:r>
@@ -67,13 +50,7 @@
         <w:rPr>
           <w:lang w:val="ar_AE" w:bidi="ar_AE"/>
         </w:rPr>
-        <w:t xml:space="preserve"> (Arabic) is based on</w:t>
-      </w:r>
-      <w:r>
-        <w:rPr>
-          <w:lang w:val="ar_AE" w:bidi="ar_AE"/>
-        </w:rPr>
-        <w:t xml:space="preserve">: </w:t>
+        <w:t xml:space="preserve"> (Arabic) is based on: </w:t>
       </w:r>
       <w:r>
         <w:rPr>
@@ -200,21 +177,6 @@
         <w:pStyle w:val="Heading2"/>
         <w:bidi/>
       </w:pPr>
-      <w:r>
-        <w:rPr>
-          <w:lang w:val="ar_AE" w:bidi="ar_AE"/>
-        </w:rPr>
-      </w:r>
-    </w:p>
-    <w:p>
-      <w:pPr>
-        <w:bidi/>
-      </w:pPr>
-      <w:r>
-        <w:rPr>
-          <w:lang w:val="ar_AE" w:bidi="ar_AE"/>
-        </w:rPr>
-      </w:r>
       <w:r>
         <w:rPr>
           <w:lang w:val="ar_AE" w:bidi="ar_AE"/>

--- a/arb/docx/35.content.docx
+++ b/arb/docx/35.content.docx
@@ -9,6 +9,8 @@
       </w:pPr>
       <w:r>
         <w:rPr>
+          <w:rtl/>
+          <w:cs/>
           <w:lang w:val="ar_AE" w:bidi="ar_AE"/>
         </w:rPr>
       </w:r>
@@ -20,12 +22,16 @@
       </w:pPr>
       <w:r>
         <w:rPr>
+          <w:rtl/>
+          <w:cs/>
           <w:lang w:val="ar_AE" w:bidi="ar_AE"/>
         </w:rPr>
         <w:t>Resource: Arabic Van Dyck Bible</w:t>
       </w:r>
       <w:r>
         <w:rPr>
+          <w:rtl/>
+          <w:cs/>
           <w:lang w:val="ar_AE" w:bidi="ar_AE"/>
         </w:rPr>
       </w:r>
@@ -36,37 +42,33 @@
       </w:pPr>
       <w:r>
         <w:rPr>
+          <w:rtl/>
+          <w:cs/>
           <w:lang w:val="ar_AE" w:bidi="ar_AE"/>
         </w:rPr>
       </w:r>
       <w:r>
         <w:rPr>
           <w:b/>
+          <w:rtl/>
+          <w:cs/>
           <w:lang w:val="ar_AE" w:bidi="ar_AE"/>
         </w:rPr>
         <w:t>Arabic Van Dyck Bible</w:t>
       </w:r>
       <w:r>
         <w:rPr>
-          <w:lang w:val="ar_AE" w:bidi="ar_AE"/>
-        </w:rPr>
-        <w:t xml:space="preserve"> (Arabic) is based on: </w:t>
-      </w:r>
-      <w:r>
-        <w:rPr>
-          <w:lang w:val="ar_AE" w:bidi="ar_AE"/>
-        </w:rPr>
-        <w:t>Van Dyck Bible</w:t>
-      </w:r>
-      <w:r>
-        <w:rPr>
-          <w:lang w:val="ar_AE" w:bidi="ar_AE"/>
-        </w:rPr>
-        <w:t xml:space="preserve">, </w:t>
+          <w:rtl/>
+          <w:cs/>
+          <w:lang w:val="ar_AE" w:bidi="ar_AE"/>
+        </w:rPr>
+        <w:t xml:space="preserve"> © </w:t>
       </w:r>
       <w:hyperlink r:id="rId13">
         <w:r>
           <w:rPr>
+            <w:rtl/>
+            <w:cs/>
             <w:lang w:val="ar_AE" w:bidi="ar_AE"/>
           </w:rPr>
           <w:rPr>
@@ -78,13 +80,17 @@
       </w:hyperlink>
       <w:r>
         <w:rPr>
-          <w:lang w:val="ar_AE" w:bidi="ar_AE"/>
-        </w:rPr>
-        <w:t xml:space="preserve">, None, which is licensed under a </w:t>
+          <w:rtl/>
+          <w:cs/>
+          <w:lang w:val="ar_AE" w:bidi="ar_AE"/>
+        </w:rPr>
+        <w:t xml:space="preserve">, licensed under a </w:t>
       </w:r>
       <w:hyperlink r:id="rId14">
         <w:r>
           <w:rPr>
+            <w:rtl/>
+            <w:cs/>
             <w:lang w:val="ar_AE" w:bidi="ar_AE"/>
           </w:rPr>
           <w:rPr>
@@ -96,38 +102,23 @@
       </w:hyperlink>
       <w:r>
         <w:rPr>
+          <w:rtl/>
+          <w:cs/>
           <w:lang w:val="ar_AE" w:bidi="ar_AE"/>
         </w:rPr>
         <w:t>.</w:t>
       </w:r>
       <w:r>
         <w:rPr>
-          <w:lang w:val="ar_AE" w:bidi="ar_AE"/>
-        </w:rPr>
-      </w:r>
-    </w:p>
-    <w:p>
-      <w:pPr>
-        <w:bidi/>
-      </w:pPr>
-      <w:r>
-        <w:rPr>
-          <w:lang w:val="ar_AE" w:bidi="ar_AE"/>
-        </w:rPr>
-      </w:r>
-      <w:r>
-        <w:rPr>
-          <w:lang w:val="ar_AE" w:bidi="ar_AE"/>
-        </w:rPr>
-        <w:t>This PDF version is provided under the same license.</w:t>
-      </w:r>
-      <w:r>
-        <w:rPr>
-          <w:lang w:val="ar_AE" w:bidi="ar_AE"/>
-        </w:rPr>
-      </w:r>
-      <w:r>
-        <w:rPr>
+          <w:rtl/>
+          <w:cs/>
+          <w:lang w:val="ar_AE" w:bidi="ar_AE"/>
+        </w:rPr>
+      </w:r>
+      <w:r>
+        <w:rPr>
+          <w:rtl/>
+          <w:cs/>
           <w:lang w:val="ar_AE" w:bidi="ar_AE"/>
         </w:rPr>
       </w:r>
@@ -139,6 +130,8 @@
       </w:pPr>
       <w:r>
         <w:rPr>
+          <w:rtl/>
+          <w:cs/>
           <w:lang w:val="ar_AE" w:bidi="ar_AE"/>
         </w:rPr>
         <w:t>Arabic Van Dyck Bible</w:t>
@@ -168,6 +161,8 @@
       </w:pPr>
       <w:r>
         <w:rPr>
+          <w:rtl/>
+          <w:cs/>
           <w:lang w:val="ar_AE" w:bidi="ar_AE"/>
         </w:rPr>
       </w:r>
@@ -179,6 +174,8 @@
       </w:pPr>
       <w:r>
         <w:rPr>
+          <w:rtl/>
+          <w:cs/>
           <w:lang w:val="ar_AE" w:bidi="ar_AE"/>
         </w:rPr>
       </w:r>
@@ -189,22 +186,30 @@
       </w:pPr>
       <w:r>
         <w:rPr>
-          <w:lang w:val="ar_AE" w:bidi="ar_AE"/>
-        </w:rPr>
-      </w:r>
-      <w:r>
-        <w:rPr>
+          <w:rtl/>
+          <w:cs/>
+          <w:lang w:val="ar_AE" w:bidi="ar_AE"/>
+        </w:rPr>
+      </w:r>
+      <w:r>
+        <w:rPr>
+          <w:rtl/>
+          <w:cs/>
           <w:lang w:val="ar_AE" w:bidi="ar_AE"/>
         </w:rPr>
         <w:t xml:space="preserve"> </w:t>
       </w:r>
       <w:r>
         <w:rPr>
-          <w:lang w:val="ar_AE" w:bidi="ar_AE"/>
-        </w:rPr>
-      </w:r>
-      <w:r>
-        <w:rPr>
+          <w:rtl/>
+          <w:cs/>
+          <w:lang w:val="ar_AE" w:bidi="ar_AE"/>
+        </w:rPr>
+      </w:r>
+      <w:r>
+        <w:rPr>
+          <w:rtl/>
+          <w:cs/>
           <w:lang w:val="ar_AE" w:bidi="ar_AE"/>
         </w:rPr>
       </w:r>
@@ -226,27 +231,21 @@
     </w:p>
     <w:p>
       <w:pPr>
-        <w:bidi/>
-      </w:pPr>
-      <w:r>
-        <w:rPr>
-          <w:lang w:val="ar_AE" w:bidi="ar_AE"/>
-        </w:rPr>
-      </w:r>
-    </w:p>
-    <w:p>
-      <w:pPr>
         <w:pStyle w:val="Heading2"/>
         <w:bidi/>
       </w:pPr>
       <w:r>
         <w:rPr>
+          <w:rtl/>
+          <w:cs/>
           <w:lang w:val="ar_AE" w:bidi="ar_AE"/>
         </w:rPr>
         <w:t>Habakkuk 1:1</w:t>
       </w:r>
       <w:r>
         <w:rPr>
+          <w:rtl/>
+          <w:cs/>
           <w:lang w:val="ar_AE" w:bidi="ar_AE"/>
         </w:rPr>
       </w:r>
@@ -257,32 +256,28 @@
       </w:pPr>
       <w:r>
         <w:rPr>
+          <w:rtl/>
+          <w:cs/>
           <w:lang w:val="ar_AE" w:bidi="ar_AE"/>
         </w:rPr>
       </w:r>
       <w:r>
         <w:rPr>
           <w:vertAlign w:val="superscript"/>
+          <w:rtl/>
+          <w:cs/>
           <w:lang w:val="ar_AE" w:bidi="ar_AE"/>
         </w:rPr>
         <w:t>1</w:t>
       </w:r>
       <w:r>
         <w:rPr>
+          <w:rtl/>
+          <w:cs/>
           <w:lang w:val="ar_AE" w:bidi="ar_AE"/>
         </w:rPr>
         <w:t xml:space="preserve"> اَلْوَحْيُ ٱلَّذِي رَآهُ حَبَقُّوقُ ٱلنَّبِيُّ.</w:t>
       </w:r>
-      <w:r>
-        <w:rPr>
-          <w:lang w:val="ar_AE" w:bidi="ar_AE"/>
-        </w:rPr>
-      </w:r>
-      <w:r>
-        <w:rPr>
-          <w:lang w:val="ar_AE" w:bidi="ar_AE"/>
-        </w:rPr>
-      </w:r>
     </w:p>
     <w:p>
       <w:pPr>
@@ -290,8 +285,27 @@
       </w:pPr>
       <w:r>
         <w:rPr>
-          <w:lang w:val="ar_AE" w:bidi="ar_AE"/>
-        </w:rPr>
+          <w:rtl/>
+          <w:cs/>
+          <w:lang w:val="ar_AE" w:bidi="ar_AE"/>
+        </w:rPr>
+      </w:r>
+      <w:r>
+        <w:rPr>
+          <w:vertAlign w:val="superscript"/>
+          <w:rtl/>
+          <w:cs/>
+          <w:lang w:val="ar_AE" w:bidi="ar_AE"/>
+        </w:rPr>
+        <w:t>2</w:t>
+      </w:r>
+      <w:r>
+        <w:rPr>
+          <w:rtl/>
+          <w:cs/>
+          <w:lang w:val="ar_AE" w:bidi="ar_AE"/>
+        </w:rPr>
+        <w:t xml:space="preserve"> حَتَّى مَتَى يَارَبُّ أَدْعُو وَأَنْتَ لَا تَسْمَعُ؟ أَصْرُخُ إِلَيْكَ مِنَ ٱلظُّلْمِ وَأَنْتَ لَا تُخَلِّصُ؟</w:t>
       </w:r>
     </w:p>
     <w:p>
@@ -300,31 +314,27 @@
       </w:pPr>
       <w:r>
         <w:rPr>
+          <w:rtl/>
+          <w:cs/>
           <w:lang w:val="ar_AE" w:bidi="ar_AE"/>
         </w:rPr>
       </w:r>
       <w:r>
         <w:rPr>
           <w:vertAlign w:val="superscript"/>
-          <w:lang w:val="ar_AE" w:bidi="ar_AE"/>
-        </w:rPr>
-        <w:t>2</w:t>
-      </w:r>
-      <w:r>
-        <w:rPr>
-          <w:lang w:val="ar_AE" w:bidi="ar_AE"/>
-        </w:rPr>
-        <w:t xml:space="preserve"> حَتَّى مَتَى يَارَبُّ أَدْعُو وَأَنْتَ لَا تَسْمَعُ؟ أَصْرُخُ إِلَيْكَ مِنَ ٱلظُّلْمِ وَأَنْتَ لَا تُخَلِّصُ؟</w:t>
-      </w:r>
-      <w:r>
-        <w:rPr>
-          <w:lang w:val="ar_AE" w:bidi="ar_AE"/>
-        </w:rPr>
-      </w:r>
-      <w:r>
-        <w:rPr>
-          <w:lang w:val="ar_AE" w:bidi="ar_AE"/>
-        </w:rPr>
+          <w:rtl/>
+          <w:cs/>
+          <w:lang w:val="ar_AE" w:bidi="ar_AE"/>
+        </w:rPr>
+        <w:t>3</w:t>
+      </w:r>
+      <w:r>
+        <w:rPr>
+          <w:rtl/>
+          <w:cs/>
+          <w:lang w:val="ar_AE" w:bidi="ar_AE"/>
+        </w:rPr>
+        <w:t xml:space="preserve"> لِمَ تُرِينِي إِثْمًا، وَتُبْصِرُ جَوْرًا؟ وَقُدَّامِي ٱغْتِصَابٌ وَظُلْمٌ وَيَحْدُثُ خِصَامٌ وَتَرْفَعُ ٱلْمُخَاصَمَةُ نَفْسَهَا.</w:t>
       </w:r>
     </w:p>
     <w:p>
@@ -333,8 +343,27 @@
       </w:pPr>
       <w:r>
         <w:rPr>
-          <w:lang w:val="ar_AE" w:bidi="ar_AE"/>
-        </w:rPr>
+          <w:rtl/>
+          <w:cs/>
+          <w:lang w:val="ar_AE" w:bidi="ar_AE"/>
+        </w:rPr>
+      </w:r>
+      <w:r>
+        <w:rPr>
+          <w:vertAlign w:val="superscript"/>
+          <w:rtl/>
+          <w:cs/>
+          <w:lang w:val="ar_AE" w:bidi="ar_AE"/>
+        </w:rPr>
+        <w:t>4</w:t>
+      </w:r>
+      <w:r>
+        <w:rPr>
+          <w:rtl/>
+          <w:cs/>
+          <w:lang w:val="ar_AE" w:bidi="ar_AE"/>
+        </w:rPr>
+        <w:t xml:space="preserve"> لِذَلِكَ جَمَدَتِ ٱلشَّرِيعَةُ وَلَا يَخْرُجُ ٱلْحُكْمُ بَتَّةً، لِأَنَّ ٱلشِّرِّيرَ يُحِيطُ بِٱلصِّدِّيقِ، فَلِذَلِكَ يَخْرُجُ ٱلْحُكْمُ مُعْوَجًّا.</w:t>
       </w:r>
     </w:p>
     <w:p>
@@ -343,31 +372,27 @@
       </w:pPr>
       <w:r>
         <w:rPr>
+          <w:rtl/>
+          <w:cs/>
           <w:lang w:val="ar_AE" w:bidi="ar_AE"/>
         </w:rPr>
       </w:r>
       <w:r>
         <w:rPr>
           <w:vertAlign w:val="superscript"/>
-          <w:lang w:val="ar_AE" w:bidi="ar_AE"/>
-        </w:rPr>
-        <w:t>3</w:t>
-      </w:r>
-      <w:r>
-        <w:rPr>
-          <w:lang w:val="ar_AE" w:bidi="ar_AE"/>
-        </w:rPr>
-        <w:t xml:space="preserve"> لِمَ تُرِينِي إِثْمًا، وَتُبْصِرُ جَوْرًا؟ وَقُدَّامِي ٱغْتِصَابٌ وَظُلْمٌ وَيَحْدُثُ خِصَامٌ وَتَرْفَعُ ٱلْمُخَاصَمَةُ نَفْسَهَا.</w:t>
-      </w:r>
-      <w:r>
-        <w:rPr>
-          <w:lang w:val="ar_AE" w:bidi="ar_AE"/>
-        </w:rPr>
-      </w:r>
-      <w:r>
-        <w:rPr>
-          <w:lang w:val="ar_AE" w:bidi="ar_AE"/>
-        </w:rPr>
+          <w:rtl/>
+          <w:cs/>
+          <w:lang w:val="ar_AE" w:bidi="ar_AE"/>
+        </w:rPr>
+        <w:t>5</w:t>
+      </w:r>
+      <w:r>
+        <w:rPr>
+          <w:rtl/>
+          <w:cs/>
+          <w:lang w:val="ar_AE" w:bidi="ar_AE"/>
+        </w:rPr>
+        <w:t xml:space="preserve"> «اُنْظُرُوا بَيْنَ ٱلْأُمَمِ، وَأَبْصِرُوا وَتَحَيَّرُوا حَيْرَةً. لِأَنِّي عَامِلٌ عَمَلًا فِي أَيَّامِكُمْ لَا تُصَدِّقُونَ بِهِ إِنْ أُخْبِرَ بِهِ.</w:t>
       </w:r>
     </w:p>
     <w:p>
@@ -376,8 +401,27 @@
       </w:pPr>
       <w:r>
         <w:rPr>
-          <w:lang w:val="ar_AE" w:bidi="ar_AE"/>
-        </w:rPr>
+          <w:rtl/>
+          <w:cs/>
+          <w:lang w:val="ar_AE" w:bidi="ar_AE"/>
+        </w:rPr>
+      </w:r>
+      <w:r>
+        <w:rPr>
+          <w:vertAlign w:val="superscript"/>
+          <w:rtl/>
+          <w:cs/>
+          <w:lang w:val="ar_AE" w:bidi="ar_AE"/>
+        </w:rPr>
+        <w:t>6</w:t>
+      </w:r>
+      <w:r>
+        <w:rPr>
+          <w:rtl/>
+          <w:cs/>
+          <w:lang w:val="ar_AE" w:bidi="ar_AE"/>
+        </w:rPr>
+        <w:t xml:space="preserve"> فَهَأَنَذَا مُقِيمٌ ٱلْكَلْدَانِيِّينَ ٱلْأُمَّةَ ٱلْمُرَّةَ ٱلْقَاحِمَةَ ٱلسَّالِكَةَ فِي رِحَابِ ٱلْأَرْضِ لِتَمْلِكَ مَسَاكِنَ لَيْسَتْ لَهَا.</w:t>
       </w:r>
     </w:p>
     <w:p>
@@ -386,31 +430,27 @@
       </w:pPr>
       <w:r>
         <w:rPr>
+          <w:rtl/>
+          <w:cs/>
           <w:lang w:val="ar_AE" w:bidi="ar_AE"/>
         </w:rPr>
       </w:r>
       <w:r>
         <w:rPr>
           <w:vertAlign w:val="superscript"/>
-          <w:lang w:val="ar_AE" w:bidi="ar_AE"/>
-        </w:rPr>
-        <w:t>4</w:t>
-      </w:r>
-      <w:r>
-        <w:rPr>
-          <w:lang w:val="ar_AE" w:bidi="ar_AE"/>
-        </w:rPr>
-        <w:t xml:space="preserve"> لِذَلِكَ جَمَدَتِ ٱلشَّرِيعَةُ وَلَا يَخْرُجُ ٱلْحُكْمُ بَتَّةً، لِأَنَّ ٱلشِّرِّيرَ يُحِيطُ بِٱلصِّدِّيقِ، فَلِذَلِكَ يَخْرُجُ ٱلْحُكْمُ مُعْوَجًّا.</w:t>
-      </w:r>
-      <w:r>
-        <w:rPr>
-          <w:lang w:val="ar_AE" w:bidi="ar_AE"/>
-        </w:rPr>
-      </w:r>
-      <w:r>
-        <w:rPr>
-          <w:lang w:val="ar_AE" w:bidi="ar_AE"/>
-        </w:rPr>
+          <w:rtl/>
+          <w:cs/>
+          <w:lang w:val="ar_AE" w:bidi="ar_AE"/>
+        </w:rPr>
+        <w:t>7</w:t>
+      </w:r>
+      <w:r>
+        <w:rPr>
+          <w:rtl/>
+          <w:cs/>
+          <w:lang w:val="ar_AE" w:bidi="ar_AE"/>
+        </w:rPr>
+        <w:t xml:space="preserve"> هِيَ هَائِلَةٌ وَمَخُوفَةٌ. مِنْ قِبَلِ نَفْسِهَا يَخْرُجُ حُكْمُهَا وَجَلَالُهَا.</w:t>
       </w:r>
     </w:p>
     <w:p>
@@ -419,8 +459,27 @@
       </w:pPr>
       <w:r>
         <w:rPr>
-          <w:lang w:val="ar_AE" w:bidi="ar_AE"/>
-        </w:rPr>
+          <w:rtl/>
+          <w:cs/>
+          <w:lang w:val="ar_AE" w:bidi="ar_AE"/>
+        </w:rPr>
+      </w:r>
+      <w:r>
+        <w:rPr>
+          <w:vertAlign w:val="superscript"/>
+          <w:rtl/>
+          <w:cs/>
+          <w:lang w:val="ar_AE" w:bidi="ar_AE"/>
+        </w:rPr>
+        <w:t>8</w:t>
+      </w:r>
+      <w:r>
+        <w:rPr>
+          <w:rtl/>
+          <w:cs/>
+          <w:lang w:val="ar_AE" w:bidi="ar_AE"/>
+        </w:rPr>
+        <w:t xml:space="preserve"> وَخَيْلُهَا أَسْرَعُ مِنَ ٱلنُّمُورِ، وَأَحَدُّ مِنْ ذِئَابِ ٱلْمَسَاءِ. وَفُرْسَانُهَا يَنْتَشِرُونَ، وَفُرْسَانُهَا يَأْتُونَ مِنْ بَعِيدٍ، وَيَطِيرُونَ كَٱلنَّسْرِ ٱلْمُسْرِعِ إِلَى ٱلْأَكْلِ.</w:t>
       </w:r>
     </w:p>
     <w:p>
@@ -429,31 +488,27 @@
       </w:pPr>
       <w:r>
         <w:rPr>
+          <w:rtl/>
+          <w:cs/>
           <w:lang w:val="ar_AE" w:bidi="ar_AE"/>
         </w:rPr>
       </w:r>
       <w:r>
         <w:rPr>
           <w:vertAlign w:val="superscript"/>
-          <w:lang w:val="ar_AE" w:bidi="ar_AE"/>
-        </w:rPr>
-        <w:t>5</w:t>
-      </w:r>
-      <w:r>
-        <w:rPr>
-          <w:lang w:val="ar_AE" w:bidi="ar_AE"/>
-        </w:rPr>
-        <w:t xml:space="preserve"> «اُنْظُرُوا بَيْنَ ٱلْأُمَمِ، وَأَبْصِرُوا وَتَحَيَّرُوا حَيْرَةً. لِأَنِّي عَامِلٌ عَمَلًا فِي أَيَّامِكُمْ لَا تُصَدِّقُونَ بِهِ إِنْ أُخْبِرَ بِهِ.</w:t>
-      </w:r>
-      <w:r>
-        <w:rPr>
-          <w:lang w:val="ar_AE" w:bidi="ar_AE"/>
-        </w:rPr>
-      </w:r>
-      <w:r>
-        <w:rPr>
-          <w:lang w:val="ar_AE" w:bidi="ar_AE"/>
-        </w:rPr>
+          <w:rtl/>
+          <w:cs/>
+          <w:lang w:val="ar_AE" w:bidi="ar_AE"/>
+        </w:rPr>
+        <w:t>9</w:t>
+      </w:r>
+      <w:r>
+        <w:rPr>
+          <w:rtl/>
+          <w:cs/>
+          <w:lang w:val="ar_AE" w:bidi="ar_AE"/>
+        </w:rPr>
+        <w:t xml:space="preserve"> يَأْتُونَ كُلُّهُمْ لِلظُّلْمِ. مَنْظَرُ وُجُوهِهِمْ إِلَى قُدَّامٍ، وَيَجْمَعُونَ سَبْيًا كَٱلرَّمْلِ.</w:t>
       </w:r>
     </w:p>
     <w:p>
@@ -462,8 +517,27 @@
       </w:pPr>
       <w:r>
         <w:rPr>
-          <w:lang w:val="ar_AE" w:bidi="ar_AE"/>
-        </w:rPr>
+          <w:rtl/>
+          <w:cs/>
+          <w:lang w:val="ar_AE" w:bidi="ar_AE"/>
+        </w:rPr>
+      </w:r>
+      <w:r>
+        <w:rPr>
+          <w:vertAlign w:val="superscript"/>
+          <w:rtl/>
+          <w:cs/>
+          <w:lang w:val="ar_AE" w:bidi="ar_AE"/>
+        </w:rPr>
+        <w:t>10</w:t>
+      </w:r>
+      <w:r>
+        <w:rPr>
+          <w:rtl/>
+          <w:cs/>
+          <w:lang w:val="ar_AE" w:bidi="ar_AE"/>
+        </w:rPr>
+        <w:t xml:space="preserve"> وَهِيَ تَسْخَرُ مِنَ ٱلْمُلُوكِ، وَٱلرُّؤَسَاءُ ضُحْكَةٌ لَهَا. وَتَضْحَكُ عَلَى كُلِّ حِصْنٍ، وَتُكَوِّمُ ٱلتُّرَابَ وَتَأْخُذُهُ.</w:t>
       </w:r>
     </w:p>
     <w:p>
@@ -472,31 +546,27 @@
       </w:pPr>
       <w:r>
         <w:rPr>
+          <w:rtl/>
+          <w:cs/>
           <w:lang w:val="ar_AE" w:bidi="ar_AE"/>
         </w:rPr>
       </w:r>
       <w:r>
         <w:rPr>
           <w:vertAlign w:val="superscript"/>
-          <w:lang w:val="ar_AE" w:bidi="ar_AE"/>
-        </w:rPr>
-        <w:t>6</w:t>
-      </w:r>
-      <w:r>
-        <w:rPr>
-          <w:lang w:val="ar_AE" w:bidi="ar_AE"/>
-        </w:rPr>
-        <w:t xml:space="preserve"> فَهَأَنَذَا مُقِيمٌ ٱلْكَلْدَانِيِّينَ ٱلْأُمَّةَ ٱلْمُرَّةَ ٱلْقَاحِمَةَ ٱلسَّالِكَةَ فِي رِحَابِ ٱلْأَرْضِ لِتَمْلِكَ مَسَاكِنَ لَيْسَتْ لَهَا.</w:t>
-      </w:r>
-      <w:r>
-        <w:rPr>
-          <w:lang w:val="ar_AE" w:bidi="ar_AE"/>
-        </w:rPr>
-      </w:r>
-      <w:r>
-        <w:rPr>
-          <w:lang w:val="ar_AE" w:bidi="ar_AE"/>
-        </w:rPr>
+          <w:rtl/>
+          <w:cs/>
+          <w:lang w:val="ar_AE" w:bidi="ar_AE"/>
+        </w:rPr>
+        <w:t>11</w:t>
+      </w:r>
+      <w:r>
+        <w:rPr>
+          <w:rtl/>
+          <w:cs/>
+          <w:lang w:val="ar_AE" w:bidi="ar_AE"/>
+        </w:rPr>
+        <w:t xml:space="preserve"> ثُمَّ تَتَعَدَّى رُوحُهَا فَتَعْبُرُ وَتَأْثَمُ. هَذِهِ قُوَّتُهَا إِلَهُهَا».</w:t>
       </w:r>
     </w:p>
     <w:p>
@@ -505,8 +575,27 @@
       </w:pPr>
       <w:r>
         <w:rPr>
-          <w:lang w:val="ar_AE" w:bidi="ar_AE"/>
-        </w:rPr>
+          <w:rtl/>
+          <w:cs/>
+          <w:lang w:val="ar_AE" w:bidi="ar_AE"/>
+        </w:rPr>
+      </w:r>
+      <w:r>
+        <w:rPr>
+          <w:vertAlign w:val="superscript"/>
+          <w:rtl/>
+          <w:cs/>
+          <w:lang w:val="ar_AE" w:bidi="ar_AE"/>
+        </w:rPr>
+        <w:t>12</w:t>
+      </w:r>
+      <w:r>
+        <w:rPr>
+          <w:rtl/>
+          <w:cs/>
+          <w:lang w:val="ar_AE" w:bidi="ar_AE"/>
+        </w:rPr>
+        <w:t xml:space="preserve"> أَلَسْتَ أَنْتَ مُنْذُ ٱلْأَزَلِ يَارَبُّ إِلَهِي قُدُّوسِي؟ لَا نَمُوتُ. يَارَبُّ لِلْحُكْمِ جَعَلْتَهَا، وَيَا صَخْرُ لِلتَّأْدِيبِ أَسَّسْتَهَا.</w:t>
       </w:r>
     </w:p>
     <w:p>
@@ -515,31 +604,27 @@
       </w:pPr>
       <w:r>
         <w:rPr>
+          <w:rtl/>
+          <w:cs/>
           <w:lang w:val="ar_AE" w:bidi="ar_AE"/>
         </w:rPr>
       </w:r>
       <w:r>
         <w:rPr>
           <w:vertAlign w:val="superscript"/>
-          <w:lang w:val="ar_AE" w:bidi="ar_AE"/>
-        </w:rPr>
-        <w:t>7</w:t>
-      </w:r>
-      <w:r>
-        <w:rPr>
-          <w:lang w:val="ar_AE" w:bidi="ar_AE"/>
-        </w:rPr>
-        <w:t xml:space="preserve"> هِيَ هَائِلَةٌ وَمَخُوفَةٌ. مِنْ قِبَلِ نَفْسِهَا يَخْرُجُ حُكْمُهَا وَجَلَالُهَا.</w:t>
-      </w:r>
-      <w:r>
-        <w:rPr>
-          <w:lang w:val="ar_AE" w:bidi="ar_AE"/>
-        </w:rPr>
-      </w:r>
-      <w:r>
-        <w:rPr>
-          <w:lang w:val="ar_AE" w:bidi="ar_AE"/>
-        </w:rPr>
+          <w:rtl/>
+          <w:cs/>
+          <w:lang w:val="ar_AE" w:bidi="ar_AE"/>
+        </w:rPr>
+        <w:t>13</w:t>
+      </w:r>
+      <w:r>
+        <w:rPr>
+          <w:rtl/>
+          <w:cs/>
+          <w:lang w:val="ar_AE" w:bidi="ar_AE"/>
+        </w:rPr>
+        <w:t xml:space="preserve"> عَيْنَاكَ أَطْهَرُ مِنْ أَنْ تَنْظُرَا ٱلشَّرَّ، وَلَا تَسْتَطِيعُ ٱلنَّظَرَ إِلَى ٱلْجَوْرِ، فَلِمَ تَنْظُرُ إِلَى ٱلنَّاهِبِينَ، وَتَصْمُتُ حِينَ يَبْلَعُ ٱلشِّرِّيرُ مَنْ هُوَ أَبَرُّ مِنْهُ؟</w:t>
       </w:r>
     </w:p>
     <w:p>
@@ -548,8 +633,27 @@
       </w:pPr>
       <w:r>
         <w:rPr>
-          <w:lang w:val="ar_AE" w:bidi="ar_AE"/>
-        </w:rPr>
+          <w:rtl/>
+          <w:cs/>
+          <w:lang w:val="ar_AE" w:bidi="ar_AE"/>
+        </w:rPr>
+      </w:r>
+      <w:r>
+        <w:rPr>
+          <w:vertAlign w:val="superscript"/>
+          <w:rtl/>
+          <w:cs/>
+          <w:lang w:val="ar_AE" w:bidi="ar_AE"/>
+        </w:rPr>
+        <w:t>14</w:t>
+      </w:r>
+      <w:r>
+        <w:rPr>
+          <w:rtl/>
+          <w:cs/>
+          <w:lang w:val="ar_AE" w:bidi="ar_AE"/>
+        </w:rPr>
+        <w:t xml:space="preserve"> وَتَجْعَلُ ٱلنَّاسَ كَسَمَكِ ٱلْبَحْرِ، كَدَبَّابَاتٍ لَا سُلْطَانَ لَهَا.</w:t>
       </w:r>
     </w:p>
     <w:p>
@@ -558,31 +662,27 @@
       </w:pPr>
       <w:r>
         <w:rPr>
+          <w:rtl/>
+          <w:cs/>
           <w:lang w:val="ar_AE" w:bidi="ar_AE"/>
         </w:rPr>
       </w:r>
       <w:r>
         <w:rPr>
           <w:vertAlign w:val="superscript"/>
-          <w:lang w:val="ar_AE" w:bidi="ar_AE"/>
-        </w:rPr>
-        <w:t>8</w:t>
-      </w:r>
-      <w:r>
-        <w:rPr>
-          <w:lang w:val="ar_AE" w:bidi="ar_AE"/>
-        </w:rPr>
-        <w:t xml:space="preserve"> وَخَيْلُهَا أَسْرَعُ مِنَ ٱلنُّمُورِ، وَأَحَدُّ مِنْ ذِئَابِ ٱلْمَسَاءِ. وَفُرْسَانُهَا يَنْتَشِرُونَ، وَفُرْسَانُهَا يَأْتُونَ مِنْ بَعِيدٍ، وَيَطِيرُونَ كَٱلنَّسْرِ ٱلْمُسْرِعِ إِلَى ٱلْأَكْلِ.</w:t>
-      </w:r>
-      <w:r>
-        <w:rPr>
-          <w:lang w:val="ar_AE" w:bidi="ar_AE"/>
-        </w:rPr>
-      </w:r>
-      <w:r>
-        <w:rPr>
-          <w:lang w:val="ar_AE" w:bidi="ar_AE"/>
-        </w:rPr>
+          <w:rtl/>
+          <w:cs/>
+          <w:lang w:val="ar_AE" w:bidi="ar_AE"/>
+        </w:rPr>
+        <w:t>15</w:t>
+      </w:r>
+      <w:r>
+        <w:rPr>
+          <w:rtl/>
+          <w:cs/>
+          <w:lang w:val="ar_AE" w:bidi="ar_AE"/>
+        </w:rPr>
+        <w:t xml:space="preserve"> تُطْلِعُ ٱلْكُلَّ بِشِصِّهَا، وَتَصْطَادُهُمْ بِشَبَكَتِهَا وَتَجْمَعُهُمْ فِي مِصْيَدَتِهَا، فَلِذَلِكَ تَفْرَحُ وَتَبْتَهِجُ.</w:t>
       </w:r>
     </w:p>
     <w:p>
@@ -591,8 +691,27 @@
       </w:pPr>
       <w:r>
         <w:rPr>
-          <w:lang w:val="ar_AE" w:bidi="ar_AE"/>
-        </w:rPr>
+          <w:rtl/>
+          <w:cs/>
+          <w:lang w:val="ar_AE" w:bidi="ar_AE"/>
+        </w:rPr>
+      </w:r>
+      <w:r>
+        <w:rPr>
+          <w:vertAlign w:val="superscript"/>
+          <w:rtl/>
+          <w:cs/>
+          <w:lang w:val="ar_AE" w:bidi="ar_AE"/>
+        </w:rPr>
+        <w:t>16</w:t>
+      </w:r>
+      <w:r>
+        <w:rPr>
+          <w:rtl/>
+          <w:cs/>
+          <w:lang w:val="ar_AE" w:bidi="ar_AE"/>
+        </w:rPr>
+        <w:t xml:space="preserve"> لِذَلِكَ تَذْبَحُ لِشَبَكَتِهَا، وَتُبَخِّرُ لِمِصْيَدَتِهَا، لِأَنَّهُ بِهِمَا سَمِنَ نَصِيبُهَا، وَطَعَامُهَا مُسَمَّنٌ.</w:t>
       </w:r>
     </w:p>
     <w:p>
@@ -601,385 +720,27 @@
       </w:pPr>
       <w:r>
         <w:rPr>
+          <w:rtl/>
+          <w:cs/>
           <w:lang w:val="ar_AE" w:bidi="ar_AE"/>
         </w:rPr>
       </w:r>
       <w:r>
         <w:rPr>
           <w:vertAlign w:val="superscript"/>
-          <w:lang w:val="ar_AE" w:bidi="ar_AE"/>
-        </w:rPr>
-        <w:t>9</w:t>
-      </w:r>
-      <w:r>
-        <w:rPr>
-          <w:lang w:val="ar_AE" w:bidi="ar_AE"/>
-        </w:rPr>
-        <w:t xml:space="preserve"> يَأْتُونَ كُلُّهُمْ لِلظُّلْمِ. مَنْظَرُ وُجُوهِهِمْ إِلَى قُدَّامٍ، وَيَجْمَعُونَ سَبْيًا كَٱلرَّمْلِ.</w:t>
-      </w:r>
-      <w:r>
-        <w:rPr>
-          <w:lang w:val="ar_AE" w:bidi="ar_AE"/>
-        </w:rPr>
-      </w:r>
-      <w:r>
-        <w:rPr>
-          <w:lang w:val="ar_AE" w:bidi="ar_AE"/>
-        </w:rPr>
-      </w:r>
-    </w:p>
-    <w:p>
-      <w:pPr>
-        <w:bidi/>
-      </w:pPr>
-      <w:r>
-        <w:rPr>
-          <w:lang w:val="ar_AE" w:bidi="ar_AE"/>
-        </w:rPr>
-      </w:r>
-    </w:p>
-    <w:p>
-      <w:pPr>
-        <w:bidi/>
-      </w:pPr>
-      <w:r>
-        <w:rPr>
-          <w:lang w:val="ar_AE" w:bidi="ar_AE"/>
-        </w:rPr>
-      </w:r>
-      <w:r>
-        <w:rPr>
-          <w:vertAlign w:val="superscript"/>
-          <w:lang w:val="ar_AE" w:bidi="ar_AE"/>
-        </w:rPr>
-        <w:t>10</w:t>
-      </w:r>
-      <w:r>
-        <w:rPr>
-          <w:lang w:val="ar_AE" w:bidi="ar_AE"/>
-        </w:rPr>
-        <w:t xml:space="preserve"> وَهِيَ تَسْخَرُ مِنَ ٱلْمُلُوكِ، وَٱلرُّؤَسَاءُ ضُحْكَةٌ لَهَا. وَتَضْحَكُ عَلَى كُلِّ حِصْنٍ، وَتُكَوِّمُ ٱلتُّرَابَ وَتَأْخُذُهُ.</w:t>
-      </w:r>
-      <w:r>
-        <w:rPr>
-          <w:lang w:val="ar_AE" w:bidi="ar_AE"/>
-        </w:rPr>
-      </w:r>
-      <w:r>
-        <w:rPr>
-          <w:lang w:val="ar_AE" w:bidi="ar_AE"/>
-        </w:rPr>
-      </w:r>
-    </w:p>
-    <w:p>
-      <w:pPr>
-        <w:bidi/>
-      </w:pPr>
-      <w:r>
-        <w:rPr>
-          <w:lang w:val="ar_AE" w:bidi="ar_AE"/>
-        </w:rPr>
-      </w:r>
-    </w:p>
-    <w:p>
-      <w:pPr>
-        <w:bidi/>
-      </w:pPr>
-      <w:r>
-        <w:rPr>
-          <w:lang w:val="ar_AE" w:bidi="ar_AE"/>
-        </w:rPr>
-      </w:r>
-      <w:r>
-        <w:rPr>
-          <w:vertAlign w:val="superscript"/>
-          <w:lang w:val="ar_AE" w:bidi="ar_AE"/>
-        </w:rPr>
-        <w:t>11</w:t>
-      </w:r>
-      <w:r>
-        <w:rPr>
-          <w:lang w:val="ar_AE" w:bidi="ar_AE"/>
-        </w:rPr>
-        <w:t xml:space="preserve"> ثُمَّ تَتَعَدَّى رُوحُهَا فَتَعْبُرُ وَتَأْثَمُ. هَذِهِ قُوَّتُهَا إِلَهُهَا».</w:t>
-      </w:r>
-      <w:r>
-        <w:rPr>
-          <w:lang w:val="ar_AE" w:bidi="ar_AE"/>
-        </w:rPr>
-      </w:r>
-      <w:r>
-        <w:rPr>
-          <w:lang w:val="ar_AE" w:bidi="ar_AE"/>
-        </w:rPr>
-      </w:r>
-    </w:p>
-    <w:p>
-      <w:pPr>
-        <w:bidi/>
-      </w:pPr>
-      <w:r>
-        <w:rPr>
-          <w:lang w:val="ar_AE" w:bidi="ar_AE"/>
-        </w:rPr>
-      </w:r>
-    </w:p>
-    <w:p>
-      <w:pPr>
-        <w:bidi/>
-      </w:pPr>
-      <w:r>
-        <w:rPr>
-          <w:lang w:val="ar_AE" w:bidi="ar_AE"/>
-        </w:rPr>
-      </w:r>
-      <w:r>
-        <w:rPr>
-          <w:vertAlign w:val="superscript"/>
-          <w:lang w:val="ar_AE" w:bidi="ar_AE"/>
-        </w:rPr>
-        <w:t>12</w:t>
-      </w:r>
-      <w:r>
-        <w:rPr>
-          <w:lang w:val="ar_AE" w:bidi="ar_AE"/>
-        </w:rPr>
-        <w:t xml:space="preserve"> أَلَسْتَ أَنْتَ مُنْذُ ٱلْأَزَلِ يَارَبُّ إِلَهِي قُدُّوسِي؟ لَا نَمُوتُ. يَارَبُّ لِلْحُكْمِ جَعَلْتَهَا، وَيَا صَخْرُ لِلتَّأْدِيبِ أَسَّسْتَهَا.</w:t>
-      </w:r>
-      <w:r>
-        <w:rPr>
-          <w:lang w:val="ar_AE" w:bidi="ar_AE"/>
-        </w:rPr>
-      </w:r>
-      <w:r>
-        <w:rPr>
-          <w:lang w:val="ar_AE" w:bidi="ar_AE"/>
-        </w:rPr>
-      </w:r>
-    </w:p>
-    <w:p>
-      <w:pPr>
-        <w:bidi/>
-      </w:pPr>
-      <w:r>
-        <w:rPr>
-          <w:lang w:val="ar_AE" w:bidi="ar_AE"/>
-        </w:rPr>
-      </w:r>
-    </w:p>
-    <w:p>
-      <w:pPr>
-        <w:bidi/>
-      </w:pPr>
-      <w:r>
-        <w:rPr>
-          <w:lang w:val="ar_AE" w:bidi="ar_AE"/>
-        </w:rPr>
-      </w:r>
-      <w:r>
-        <w:rPr>
-          <w:vertAlign w:val="superscript"/>
-          <w:lang w:val="ar_AE" w:bidi="ar_AE"/>
-        </w:rPr>
-        <w:t>13</w:t>
-      </w:r>
-      <w:r>
-        <w:rPr>
-          <w:lang w:val="ar_AE" w:bidi="ar_AE"/>
-        </w:rPr>
-        <w:t xml:space="preserve"> عَيْنَاكَ أَطْهَرُ مِنْ أَنْ تَنْظُرَا ٱلشَّرَّ، وَلَا تَسْتَطِيعُ ٱلنَّظَرَ إِلَى ٱلْجَوْرِ، فَلِمَ تَنْظُرُ إِلَى ٱلنَّاهِبِينَ، وَتَصْمُتُ حِينَ يَبْلَعُ ٱلشِّرِّيرُ مَنْ هُوَ أَبَرُّ مِنْهُ؟</w:t>
-      </w:r>
-      <w:r>
-        <w:rPr>
-          <w:lang w:val="ar_AE" w:bidi="ar_AE"/>
-        </w:rPr>
-      </w:r>
-      <w:r>
-        <w:rPr>
-          <w:lang w:val="ar_AE" w:bidi="ar_AE"/>
-        </w:rPr>
-      </w:r>
-    </w:p>
-    <w:p>
-      <w:pPr>
-        <w:bidi/>
-      </w:pPr>
-      <w:r>
-        <w:rPr>
-          <w:lang w:val="ar_AE" w:bidi="ar_AE"/>
-        </w:rPr>
-      </w:r>
-    </w:p>
-    <w:p>
-      <w:pPr>
-        <w:bidi/>
-      </w:pPr>
-      <w:r>
-        <w:rPr>
-          <w:lang w:val="ar_AE" w:bidi="ar_AE"/>
-        </w:rPr>
-      </w:r>
-      <w:r>
-        <w:rPr>
-          <w:vertAlign w:val="superscript"/>
-          <w:lang w:val="ar_AE" w:bidi="ar_AE"/>
-        </w:rPr>
-        <w:t>14</w:t>
-      </w:r>
-      <w:r>
-        <w:rPr>
-          <w:lang w:val="ar_AE" w:bidi="ar_AE"/>
-        </w:rPr>
-        <w:t xml:space="preserve"> وَتَجْعَلُ ٱلنَّاسَ كَسَمَكِ ٱلْبَحْرِ، كَدَبَّابَاتٍ لَا سُلْطَانَ لَهَا.</w:t>
-      </w:r>
-      <w:r>
-        <w:rPr>
-          <w:lang w:val="ar_AE" w:bidi="ar_AE"/>
-        </w:rPr>
-      </w:r>
-      <w:r>
-        <w:rPr>
-          <w:lang w:val="ar_AE" w:bidi="ar_AE"/>
-        </w:rPr>
-      </w:r>
-    </w:p>
-    <w:p>
-      <w:pPr>
-        <w:bidi/>
-      </w:pPr>
-      <w:r>
-        <w:rPr>
-          <w:lang w:val="ar_AE" w:bidi="ar_AE"/>
-        </w:rPr>
-      </w:r>
-    </w:p>
-    <w:p>
-      <w:pPr>
-        <w:bidi/>
-      </w:pPr>
-      <w:r>
-        <w:rPr>
-          <w:lang w:val="ar_AE" w:bidi="ar_AE"/>
-        </w:rPr>
-      </w:r>
-      <w:r>
-        <w:rPr>
-          <w:vertAlign w:val="superscript"/>
-          <w:lang w:val="ar_AE" w:bidi="ar_AE"/>
-        </w:rPr>
-        <w:t>15</w:t>
-      </w:r>
-      <w:r>
-        <w:rPr>
-          <w:lang w:val="ar_AE" w:bidi="ar_AE"/>
-        </w:rPr>
-        <w:t xml:space="preserve"> تُطْلِعُ ٱلْكُلَّ بِشِصِّهَا، وَتَصْطَادُهُمْ بِشَبَكَتِهَا وَتَجْمَعُهُمْ فِي مِصْيَدَتِهَا، فَلِذَلِكَ تَفْرَحُ وَتَبْتَهِجُ.</w:t>
-      </w:r>
-      <w:r>
-        <w:rPr>
-          <w:lang w:val="ar_AE" w:bidi="ar_AE"/>
-        </w:rPr>
-      </w:r>
-      <w:r>
-        <w:rPr>
-          <w:lang w:val="ar_AE" w:bidi="ar_AE"/>
-        </w:rPr>
-      </w:r>
-    </w:p>
-    <w:p>
-      <w:pPr>
-        <w:bidi/>
-      </w:pPr>
-      <w:r>
-        <w:rPr>
-          <w:lang w:val="ar_AE" w:bidi="ar_AE"/>
-        </w:rPr>
-      </w:r>
-    </w:p>
-    <w:p>
-      <w:pPr>
-        <w:bidi/>
-      </w:pPr>
-      <w:r>
-        <w:rPr>
-          <w:lang w:val="ar_AE" w:bidi="ar_AE"/>
-        </w:rPr>
-      </w:r>
-      <w:r>
-        <w:rPr>
-          <w:vertAlign w:val="superscript"/>
-          <w:lang w:val="ar_AE" w:bidi="ar_AE"/>
-        </w:rPr>
-        <w:t>16</w:t>
-      </w:r>
-      <w:r>
-        <w:rPr>
-          <w:lang w:val="ar_AE" w:bidi="ar_AE"/>
-        </w:rPr>
-        <w:t xml:space="preserve"> لِذَلِكَ تَذْبَحُ لِشَبَكَتِهَا، وَتُبَخِّرُ لِمِصْيَدَتِهَا، لِأَنَّهُ بِهِمَا سَمِنَ نَصِيبُهَا، وَطَعَامُهَا مُسَمَّنٌ.</w:t>
-      </w:r>
-      <w:r>
-        <w:rPr>
-          <w:lang w:val="ar_AE" w:bidi="ar_AE"/>
-        </w:rPr>
-      </w:r>
-      <w:r>
-        <w:rPr>
-          <w:lang w:val="ar_AE" w:bidi="ar_AE"/>
-        </w:rPr>
-      </w:r>
-    </w:p>
-    <w:p>
-      <w:pPr>
-        <w:bidi/>
-      </w:pPr>
-      <w:r>
-        <w:rPr>
-          <w:lang w:val="ar_AE" w:bidi="ar_AE"/>
-        </w:rPr>
-      </w:r>
-    </w:p>
-    <w:p>
-      <w:pPr>
-        <w:bidi/>
-      </w:pPr>
-      <w:r>
-        <w:rPr>
-          <w:lang w:val="ar_AE" w:bidi="ar_AE"/>
-        </w:rPr>
-      </w:r>
-      <w:r>
-        <w:rPr>
-          <w:vertAlign w:val="superscript"/>
+          <w:rtl/>
+          <w:cs/>
           <w:lang w:val="ar_AE" w:bidi="ar_AE"/>
         </w:rPr>
         <w:t>17</w:t>
       </w:r>
       <w:r>
         <w:rPr>
+          <w:rtl/>
+          <w:cs/>
           <w:lang w:val="ar_AE" w:bidi="ar_AE"/>
         </w:rPr>
         <w:t xml:space="preserve"> أَفَلِأَجْلِ هَذَا تَفْرَغُ شَبَكَتُهَا وَلَا تَعْفُو عَنْ قَتْلِ ٱلْأُمَمِ دَائِمًا؟</w:t>
-      </w:r>
-      <w:r>
-        <w:rPr>
-          <w:lang w:val="ar_AE" w:bidi="ar_AE"/>
-        </w:rPr>
-      </w:r>
-      <w:r>
-        <w:rPr>
-          <w:lang w:val="ar_AE" w:bidi="ar_AE"/>
-        </w:rPr>
-      </w:r>
-    </w:p>
-    <w:p>
-      <w:pPr>
-        <w:bidi/>
-      </w:pPr>
-      <w:r>
-        <w:rPr>
-          <w:lang w:val="ar_AE" w:bidi="ar_AE"/>
-        </w:rPr>
       </w:r>
     </w:p>
     <w:p>
@@ -989,12 +750,16 @@
       </w:pPr>
       <w:r>
         <w:rPr>
+          <w:rtl/>
+          <w:cs/>
           <w:lang w:val="ar_AE" w:bidi="ar_AE"/>
         </w:rPr>
         <w:t>Habakkuk 2:1</w:t>
       </w:r>
       <w:r>
         <w:rPr>
+          <w:rtl/>
+          <w:cs/>
           <w:lang w:val="ar_AE" w:bidi="ar_AE"/>
         </w:rPr>
       </w:r>
@@ -1005,32 +770,28 @@
       </w:pPr>
       <w:r>
         <w:rPr>
+          <w:rtl/>
+          <w:cs/>
           <w:lang w:val="ar_AE" w:bidi="ar_AE"/>
         </w:rPr>
       </w:r>
       <w:r>
         <w:rPr>
           <w:vertAlign w:val="superscript"/>
+          <w:rtl/>
+          <w:cs/>
           <w:lang w:val="ar_AE" w:bidi="ar_AE"/>
         </w:rPr>
         <w:t>1</w:t>
       </w:r>
       <w:r>
         <w:rPr>
+          <w:rtl/>
+          <w:cs/>
           <w:lang w:val="ar_AE" w:bidi="ar_AE"/>
         </w:rPr>
         <w:t xml:space="preserve"> عَلَى مَرْصَدِي أَقِفُ، وَعَلَى ٱلْحِصْنِ أَنْتَصِبُ، وَأُرَاقِبُ لِأَرَى مَاذَا يَقُولُ لِي، وَمَاذَا أُجِيبُ عَنْ شَكْوَايَ.</w:t>
       </w:r>
-      <w:r>
-        <w:rPr>
-          <w:lang w:val="ar_AE" w:bidi="ar_AE"/>
-        </w:rPr>
-      </w:r>
-      <w:r>
-        <w:rPr>
-          <w:lang w:val="ar_AE" w:bidi="ar_AE"/>
-        </w:rPr>
-      </w:r>
     </w:p>
     <w:p>
       <w:pPr>
@@ -1038,8 +799,27 @@
       </w:pPr>
       <w:r>
         <w:rPr>
-          <w:lang w:val="ar_AE" w:bidi="ar_AE"/>
-        </w:rPr>
+          <w:rtl/>
+          <w:cs/>
+          <w:lang w:val="ar_AE" w:bidi="ar_AE"/>
+        </w:rPr>
+      </w:r>
+      <w:r>
+        <w:rPr>
+          <w:vertAlign w:val="superscript"/>
+          <w:rtl/>
+          <w:cs/>
+          <w:lang w:val="ar_AE" w:bidi="ar_AE"/>
+        </w:rPr>
+        <w:t>2</w:t>
+      </w:r>
+      <w:r>
+        <w:rPr>
+          <w:rtl/>
+          <w:cs/>
+          <w:lang w:val="ar_AE" w:bidi="ar_AE"/>
+        </w:rPr>
+        <w:t xml:space="preserve"> فَأَجَابَنِي ٱلرَّبُّ وَقَالَ: «ٱكْتُبِ ٱلرُّؤْيَا وَٱنْقُشْهَا عَلَى ٱلْأَلْوَاحِ لِكَيْ يَرْكُضَ قَارِئُهَا،</w:t>
       </w:r>
     </w:p>
     <w:p>
@@ -1048,31 +828,27 @@
       </w:pPr>
       <w:r>
         <w:rPr>
+          <w:rtl/>
+          <w:cs/>
           <w:lang w:val="ar_AE" w:bidi="ar_AE"/>
         </w:rPr>
       </w:r>
       <w:r>
         <w:rPr>
           <w:vertAlign w:val="superscript"/>
-          <w:lang w:val="ar_AE" w:bidi="ar_AE"/>
-        </w:rPr>
-        <w:t>2</w:t>
-      </w:r>
-      <w:r>
-        <w:rPr>
-          <w:lang w:val="ar_AE" w:bidi="ar_AE"/>
-        </w:rPr>
-        <w:t xml:space="preserve"> فَأَجَابَنِي ٱلرَّبُّ وَقَالَ: «ٱكْتُبِ ٱلرُّؤْيَا وَٱنْقُشْهَا عَلَى ٱلْأَلْوَاحِ لِكَيْ يَرْكُضَ قَارِئُهَا،</w:t>
-      </w:r>
-      <w:r>
-        <w:rPr>
-          <w:lang w:val="ar_AE" w:bidi="ar_AE"/>
-        </w:rPr>
-      </w:r>
-      <w:r>
-        <w:rPr>
-          <w:lang w:val="ar_AE" w:bidi="ar_AE"/>
-        </w:rPr>
+          <w:rtl/>
+          <w:cs/>
+          <w:lang w:val="ar_AE" w:bidi="ar_AE"/>
+        </w:rPr>
+        <w:t>3</w:t>
+      </w:r>
+      <w:r>
+        <w:rPr>
+          <w:rtl/>
+          <w:cs/>
+          <w:lang w:val="ar_AE" w:bidi="ar_AE"/>
+        </w:rPr>
+        <w:t xml:space="preserve"> لِأَنَّ ٱلرُّؤْيَا بَعْدُ إِلَى ٱلْمِيعَادِ، وَفِي ٱلنِّهَايَةِ تَتَكَلَّمُ وَلَا تَكْذِبُ. إِنْ تَوَانَتْ فَٱنْتَظِرْهَا لِأَنَّهَا سَتَأْتِي إِتْيَانًا وَلَا تَتَأَخَّرُ.</w:t>
       </w:r>
     </w:p>
     <w:p>
@@ -1081,8 +857,27 @@
       </w:pPr>
       <w:r>
         <w:rPr>
-          <w:lang w:val="ar_AE" w:bidi="ar_AE"/>
-        </w:rPr>
+          <w:rtl/>
+          <w:cs/>
+          <w:lang w:val="ar_AE" w:bidi="ar_AE"/>
+        </w:rPr>
+      </w:r>
+      <w:r>
+        <w:rPr>
+          <w:vertAlign w:val="superscript"/>
+          <w:rtl/>
+          <w:cs/>
+          <w:lang w:val="ar_AE" w:bidi="ar_AE"/>
+        </w:rPr>
+        <w:t>4</w:t>
+      </w:r>
+      <w:r>
+        <w:rPr>
+          <w:rtl/>
+          <w:cs/>
+          <w:lang w:val="ar_AE" w:bidi="ar_AE"/>
+        </w:rPr>
+        <w:t xml:space="preserve"> «هُوَذَا مُنْتَفِخَةٌ غَيْرُ مُسْتَقِيمَةٍ نَفْسُهُ فِيهِ. وَٱلْبَارُّ بِإِيمَانِهِ يَحْيَا.</w:t>
       </w:r>
     </w:p>
     <w:p>
@@ -1091,31 +886,27 @@
       </w:pPr>
       <w:r>
         <w:rPr>
+          <w:rtl/>
+          <w:cs/>
           <w:lang w:val="ar_AE" w:bidi="ar_AE"/>
         </w:rPr>
       </w:r>
       <w:r>
         <w:rPr>
           <w:vertAlign w:val="superscript"/>
-          <w:lang w:val="ar_AE" w:bidi="ar_AE"/>
-        </w:rPr>
-        <w:t>3</w:t>
-      </w:r>
-      <w:r>
-        <w:rPr>
-          <w:lang w:val="ar_AE" w:bidi="ar_AE"/>
-        </w:rPr>
-        <w:t xml:space="preserve"> لِأَنَّ ٱلرُّؤْيَا بَعْدُ إِلَى ٱلْمِيعَادِ، وَفِي ٱلنِّهَايَةِ تَتَكَلَّمُ وَلَا تَكْذِبُ. إِنْ تَوَانَتْ فَٱنْتَظِرْهَا لِأَنَّهَا سَتَأْتِي إِتْيَانًا وَلَا تَتَأَخَّرُ.</w:t>
-      </w:r>
-      <w:r>
-        <w:rPr>
-          <w:lang w:val="ar_AE" w:bidi="ar_AE"/>
-        </w:rPr>
-      </w:r>
-      <w:r>
-        <w:rPr>
-          <w:lang w:val="ar_AE" w:bidi="ar_AE"/>
-        </w:rPr>
+          <w:rtl/>
+          <w:cs/>
+          <w:lang w:val="ar_AE" w:bidi="ar_AE"/>
+        </w:rPr>
+        <w:t>5</w:t>
+      </w:r>
+      <w:r>
+        <w:rPr>
+          <w:rtl/>
+          <w:cs/>
+          <w:lang w:val="ar_AE" w:bidi="ar_AE"/>
+        </w:rPr>
+        <w:t xml:space="preserve"> وَحَقًّا إِنَّ ٱلْخَمْرَ غَادِرَةٌ. ٱلرَّجُلَ مُتَكَبِّرٌ وَلَا يَهْدَأُ. ٱلَّذِي قَدْ وَسَّعَ نَفْسَهُ كَٱلْهَاوِيَةِ، وَهُوَ كَٱلْمَوْتِ فَلَا يَشْبَعُ، بَلْ يَجْمَعُ إِلَى نَفْسِهِ كُلَّ ٱلْأُمَمِ، وَيَضُمُّ إِلَى نَفْسِهِ جَمِيعَ ٱلشُّعُوبِ.</w:t>
       </w:r>
     </w:p>
     <w:p>
@@ -1124,8 +915,27 @@
       </w:pPr>
       <w:r>
         <w:rPr>
-          <w:lang w:val="ar_AE" w:bidi="ar_AE"/>
-        </w:rPr>
+          <w:rtl/>
+          <w:cs/>
+          <w:lang w:val="ar_AE" w:bidi="ar_AE"/>
+        </w:rPr>
+      </w:r>
+      <w:r>
+        <w:rPr>
+          <w:vertAlign w:val="superscript"/>
+          <w:rtl/>
+          <w:cs/>
+          <w:lang w:val="ar_AE" w:bidi="ar_AE"/>
+        </w:rPr>
+        <w:t>6</w:t>
+      </w:r>
+      <w:r>
+        <w:rPr>
+          <w:rtl/>
+          <w:cs/>
+          <w:lang w:val="ar_AE" w:bidi="ar_AE"/>
+        </w:rPr>
+        <w:t xml:space="preserve"> فَهَلَّا يَنْطِقُ هَؤُلَاءِ كُلُّهُمْ بِهَجْوٍ عَلَيْهِ وَلُغْزِ شَمَاتَةٍ بِهِ، وَيَقُولُونَ: وَيْلٌ لِلْمُكَثِّرِ مَا لَيْسَ لَهُ! إِلَى مَتَى؟ وَلِلْمُثَقِّلِ نَفْسَهُ رُهُونًا!</w:t>
       </w:r>
     </w:p>
     <w:p>
@@ -1134,31 +944,27 @@
       </w:pPr>
       <w:r>
         <w:rPr>
+          <w:rtl/>
+          <w:cs/>
           <w:lang w:val="ar_AE" w:bidi="ar_AE"/>
         </w:rPr>
       </w:r>
       <w:r>
         <w:rPr>
           <w:vertAlign w:val="superscript"/>
-          <w:lang w:val="ar_AE" w:bidi="ar_AE"/>
-        </w:rPr>
-        <w:t>4</w:t>
-      </w:r>
-      <w:r>
-        <w:rPr>
-          <w:lang w:val="ar_AE" w:bidi="ar_AE"/>
-        </w:rPr>
-        <w:t xml:space="preserve"> «هُوَذَا مُنْتَفِخَةٌ غَيْرُ مُسْتَقِيمَةٍ نَفْسُهُ فِيهِ. وَٱلْبَارُّ بِإِيمَانِهِ يَحْيَا.</w:t>
-      </w:r>
-      <w:r>
-        <w:rPr>
-          <w:lang w:val="ar_AE" w:bidi="ar_AE"/>
-        </w:rPr>
-      </w:r>
-      <w:r>
-        <w:rPr>
-          <w:lang w:val="ar_AE" w:bidi="ar_AE"/>
-        </w:rPr>
+          <w:rtl/>
+          <w:cs/>
+          <w:lang w:val="ar_AE" w:bidi="ar_AE"/>
+        </w:rPr>
+        <w:t>7</w:t>
+      </w:r>
+      <w:r>
+        <w:rPr>
+          <w:rtl/>
+          <w:cs/>
+          <w:lang w:val="ar_AE" w:bidi="ar_AE"/>
+        </w:rPr>
+        <w:t xml:space="preserve"> أَلَا يَقُومُ بَغْتَةً مُقَارِضُوكَ، وَيَسْتَيْقِظُ مُزَعْزِعُوكَ، فَتَكُونَ غَنِيمَةً لَهُمْ؟</w:t>
       </w:r>
     </w:p>
     <w:p>
@@ -1167,8 +973,27 @@
       </w:pPr>
       <w:r>
         <w:rPr>
-          <w:lang w:val="ar_AE" w:bidi="ar_AE"/>
-        </w:rPr>
+          <w:rtl/>
+          <w:cs/>
+          <w:lang w:val="ar_AE" w:bidi="ar_AE"/>
+        </w:rPr>
+      </w:r>
+      <w:r>
+        <w:rPr>
+          <w:vertAlign w:val="superscript"/>
+          <w:rtl/>
+          <w:cs/>
+          <w:lang w:val="ar_AE" w:bidi="ar_AE"/>
+        </w:rPr>
+        <w:t>8</w:t>
+      </w:r>
+      <w:r>
+        <w:rPr>
+          <w:rtl/>
+          <w:cs/>
+          <w:lang w:val="ar_AE" w:bidi="ar_AE"/>
+        </w:rPr>
+        <w:t xml:space="preserve"> لِأَنَّكَ سَلَبْتَ أُمَمًا كَثِيرَةً، فَبَقِيَّةُ ٱلشُّعُوبِ كُلِّهَا تَسْلُبُكَ لِدِمَاءِ ٱلنَّاسِ وَظُلْمِ ٱلْأَرْضِ وَٱلْمَدِينَةِ وَجَمِيعِ ٱلسَّاكِنِينَ فِيهَا.</w:t>
       </w:r>
     </w:p>
     <w:p>
@@ -1177,31 +1002,27 @@
       </w:pPr>
       <w:r>
         <w:rPr>
+          <w:rtl/>
+          <w:cs/>
           <w:lang w:val="ar_AE" w:bidi="ar_AE"/>
         </w:rPr>
       </w:r>
       <w:r>
         <w:rPr>
           <w:vertAlign w:val="superscript"/>
-          <w:lang w:val="ar_AE" w:bidi="ar_AE"/>
-        </w:rPr>
-        <w:t>5</w:t>
-      </w:r>
-      <w:r>
-        <w:rPr>
-          <w:lang w:val="ar_AE" w:bidi="ar_AE"/>
-        </w:rPr>
-        <w:t xml:space="preserve"> وَحَقًّا إِنَّ ٱلْخَمْرَ غَادِرَةٌ. ٱلرَّجُلَ مُتَكَبِّرٌ وَلَا يَهْدَأُ. ٱلَّذِي قَدْ وَسَّعَ نَفْسَهُ كَٱلْهَاوِيَةِ، وَهُوَ كَٱلْمَوْتِ فَلَا يَشْبَعُ، بَلْ يَجْمَعُ إِلَى نَفْسِهِ كُلَّ ٱلْأُمَمِ، وَيَضُمُّ إِلَى نَفْسِهِ جَمِيعَ ٱلشُّعُوبِ.</w:t>
-      </w:r>
-      <w:r>
-        <w:rPr>
-          <w:lang w:val="ar_AE" w:bidi="ar_AE"/>
-        </w:rPr>
-      </w:r>
-      <w:r>
-        <w:rPr>
-          <w:lang w:val="ar_AE" w:bidi="ar_AE"/>
-        </w:rPr>
+          <w:rtl/>
+          <w:cs/>
+          <w:lang w:val="ar_AE" w:bidi="ar_AE"/>
+        </w:rPr>
+        <w:t>9</w:t>
+      </w:r>
+      <w:r>
+        <w:rPr>
+          <w:rtl/>
+          <w:cs/>
+          <w:lang w:val="ar_AE" w:bidi="ar_AE"/>
+        </w:rPr>
+        <w:t xml:space="preserve"> «وَيْلٌ لِلْمُكْسِبِ بَيْتَهُ كَسْبًا شِرِّيرًا لِيَجْعَلَ عُشَّهُ فِي ٱلْعُلُوِّ لِيَنْجُوَ مِنْ كَفِّ ٱلشَّرِّ!</w:t>
       </w:r>
     </w:p>
     <w:p>
@@ -1210,8 +1031,27 @@
       </w:pPr>
       <w:r>
         <w:rPr>
-          <w:lang w:val="ar_AE" w:bidi="ar_AE"/>
-        </w:rPr>
+          <w:rtl/>
+          <w:cs/>
+          <w:lang w:val="ar_AE" w:bidi="ar_AE"/>
+        </w:rPr>
+      </w:r>
+      <w:r>
+        <w:rPr>
+          <w:vertAlign w:val="superscript"/>
+          <w:rtl/>
+          <w:cs/>
+          <w:lang w:val="ar_AE" w:bidi="ar_AE"/>
+        </w:rPr>
+        <w:t>10</w:t>
+      </w:r>
+      <w:r>
+        <w:rPr>
+          <w:rtl/>
+          <w:cs/>
+          <w:lang w:val="ar_AE" w:bidi="ar_AE"/>
+        </w:rPr>
+        <w:t xml:space="preserve"> تَآمَرْتَ ٱلْخِزْيَ لِبَيْتِكَ. إِبَادَةَ شُعُوبٍ كَثِيرَةٍ وَأَنْتَ مُخْطِئٌ لِنَفْسِكَ.</w:t>
       </w:r>
     </w:p>
     <w:p>
@@ -1220,31 +1060,27 @@
       </w:pPr>
       <w:r>
         <w:rPr>
+          <w:rtl/>
+          <w:cs/>
           <w:lang w:val="ar_AE" w:bidi="ar_AE"/>
         </w:rPr>
       </w:r>
       <w:r>
         <w:rPr>
           <w:vertAlign w:val="superscript"/>
-          <w:lang w:val="ar_AE" w:bidi="ar_AE"/>
-        </w:rPr>
-        <w:t>6</w:t>
-      </w:r>
-      <w:r>
-        <w:rPr>
-          <w:lang w:val="ar_AE" w:bidi="ar_AE"/>
-        </w:rPr>
-        <w:t xml:space="preserve"> فَهَلَّا يَنْطِقُ هَؤُلَاءِ كُلُّهُمْ بِهَجْوٍ عَلَيْهِ وَلُغْزِ شَمَاتَةٍ بِهِ، وَيَقُولُونَ: وَيْلٌ لِلْمُكَثِّرِ مَا لَيْسَ لَهُ! إِلَى مَتَى؟ وَلِلْمُثَقِّلِ نَفْسَهُ رُهُونًا!</w:t>
-      </w:r>
-      <w:r>
-        <w:rPr>
-          <w:lang w:val="ar_AE" w:bidi="ar_AE"/>
-        </w:rPr>
-      </w:r>
-      <w:r>
-        <w:rPr>
-          <w:lang w:val="ar_AE" w:bidi="ar_AE"/>
-        </w:rPr>
+          <w:rtl/>
+          <w:cs/>
+          <w:lang w:val="ar_AE" w:bidi="ar_AE"/>
+        </w:rPr>
+        <w:t>11</w:t>
+      </w:r>
+      <w:r>
+        <w:rPr>
+          <w:rtl/>
+          <w:cs/>
+          <w:lang w:val="ar_AE" w:bidi="ar_AE"/>
+        </w:rPr>
+        <w:t xml:space="preserve"> لِأَنَّ ٱلْحَجَرَ يَصْرُخُ مِنَ ٱلْحَائِطِ فَيُجِيبُهُ ٱلْجَائِزُ مِنَ ٱلْخَشَبِ.</w:t>
       </w:r>
     </w:p>
     <w:p>
@@ -1253,8 +1089,27 @@
       </w:pPr>
       <w:r>
         <w:rPr>
-          <w:lang w:val="ar_AE" w:bidi="ar_AE"/>
-        </w:rPr>
+          <w:rtl/>
+          <w:cs/>
+          <w:lang w:val="ar_AE" w:bidi="ar_AE"/>
+        </w:rPr>
+      </w:r>
+      <w:r>
+        <w:rPr>
+          <w:vertAlign w:val="superscript"/>
+          <w:rtl/>
+          <w:cs/>
+          <w:lang w:val="ar_AE" w:bidi="ar_AE"/>
+        </w:rPr>
+        <w:t>12</w:t>
+      </w:r>
+      <w:r>
+        <w:rPr>
+          <w:rtl/>
+          <w:cs/>
+          <w:lang w:val="ar_AE" w:bidi="ar_AE"/>
+        </w:rPr>
+        <w:t xml:space="preserve"> «وَيْلٌ لِلْبَانِي مَدِينَةً بِٱلدِّمَاءِ، وَلِلْمُؤَسِّسِ قَرْيَةً بِٱلْإِثْمِ!</w:t>
       </w:r>
     </w:p>
     <w:p>
@@ -1263,31 +1118,27 @@
       </w:pPr>
       <w:r>
         <w:rPr>
+          <w:rtl/>
+          <w:cs/>
           <w:lang w:val="ar_AE" w:bidi="ar_AE"/>
         </w:rPr>
       </w:r>
       <w:r>
         <w:rPr>
           <w:vertAlign w:val="superscript"/>
-          <w:lang w:val="ar_AE" w:bidi="ar_AE"/>
-        </w:rPr>
-        <w:t>7</w:t>
-      </w:r>
-      <w:r>
-        <w:rPr>
-          <w:lang w:val="ar_AE" w:bidi="ar_AE"/>
-        </w:rPr>
-        <w:t xml:space="preserve"> أَلَا يَقُومُ بَغْتَةً مُقَارِضُوكَ، وَيَسْتَيْقِظُ مُزَعْزِعُوكَ، فَتَكُونَ غَنِيمَةً لَهُمْ؟</w:t>
-      </w:r>
-      <w:r>
-        <w:rPr>
-          <w:lang w:val="ar_AE" w:bidi="ar_AE"/>
-        </w:rPr>
-      </w:r>
-      <w:r>
-        <w:rPr>
-          <w:lang w:val="ar_AE" w:bidi="ar_AE"/>
-        </w:rPr>
+          <w:rtl/>
+          <w:cs/>
+          <w:lang w:val="ar_AE" w:bidi="ar_AE"/>
+        </w:rPr>
+        <w:t>13</w:t>
+      </w:r>
+      <w:r>
+        <w:rPr>
+          <w:rtl/>
+          <w:cs/>
+          <w:lang w:val="ar_AE" w:bidi="ar_AE"/>
+        </w:rPr>
+        <w:t xml:space="preserve"> أَلَيْسَ مِنْ قِبَلِ رَبِّ ٱلْجُنُودِ أَنَّ ٱلشُّعُوبَ يَتْعَبُونَ لِلنَّارِ، وَٱلْأُمَمَ لِلْبَاطِلِ يَعْيَوْنَ؟</w:t>
       </w:r>
     </w:p>
     <w:p>
@@ -1296,8 +1147,27 @@
       </w:pPr>
       <w:r>
         <w:rPr>
-          <w:lang w:val="ar_AE" w:bidi="ar_AE"/>
-        </w:rPr>
+          <w:rtl/>
+          <w:cs/>
+          <w:lang w:val="ar_AE" w:bidi="ar_AE"/>
+        </w:rPr>
+      </w:r>
+      <w:r>
+        <w:rPr>
+          <w:vertAlign w:val="superscript"/>
+          <w:rtl/>
+          <w:cs/>
+          <w:lang w:val="ar_AE" w:bidi="ar_AE"/>
+        </w:rPr>
+        <w:t>14</w:t>
+      </w:r>
+      <w:r>
+        <w:rPr>
+          <w:rtl/>
+          <w:cs/>
+          <w:lang w:val="ar_AE" w:bidi="ar_AE"/>
+        </w:rPr>
+        <w:t xml:space="preserve"> لِأَنَّ ٱلْأَرْضَ تَمْتَلِئُ مِنْ مَعْرِفَةِ مَجْدِ ٱلرَّبِّ كَمَا تُغَطِّي ٱلْمِيَاهُ ٱلْبَحْرَ.</w:t>
       </w:r>
     </w:p>
     <w:p>
@@ -1306,31 +1176,27 @@
       </w:pPr>
       <w:r>
         <w:rPr>
+          <w:rtl/>
+          <w:cs/>
           <w:lang w:val="ar_AE" w:bidi="ar_AE"/>
         </w:rPr>
       </w:r>
       <w:r>
         <w:rPr>
           <w:vertAlign w:val="superscript"/>
-          <w:lang w:val="ar_AE" w:bidi="ar_AE"/>
-        </w:rPr>
-        <w:t>8</w:t>
-      </w:r>
-      <w:r>
-        <w:rPr>
-          <w:lang w:val="ar_AE" w:bidi="ar_AE"/>
-        </w:rPr>
-        <w:t xml:space="preserve"> لِأَنَّكَ سَلَبْتَ أُمَمًا كَثِيرَةً، فَبَقِيَّةُ ٱلشُّعُوبِ كُلِّهَا تَسْلُبُكَ لِدِمَاءِ ٱلنَّاسِ وَظُلْمِ ٱلْأَرْضِ وَٱلْمَدِينَةِ وَجَمِيعِ ٱلسَّاكِنِينَ فِيهَا.</w:t>
-      </w:r>
-      <w:r>
-        <w:rPr>
-          <w:lang w:val="ar_AE" w:bidi="ar_AE"/>
-        </w:rPr>
-      </w:r>
-      <w:r>
-        <w:rPr>
-          <w:lang w:val="ar_AE" w:bidi="ar_AE"/>
-        </w:rPr>
+          <w:rtl/>
+          <w:cs/>
+          <w:lang w:val="ar_AE" w:bidi="ar_AE"/>
+        </w:rPr>
+        <w:t>15</w:t>
+      </w:r>
+      <w:r>
+        <w:rPr>
+          <w:rtl/>
+          <w:cs/>
+          <w:lang w:val="ar_AE" w:bidi="ar_AE"/>
+        </w:rPr>
+        <w:t xml:space="preserve"> «وَيْلٌ لِمَنْ يَسْقِي صَاحِبَهُ سَافِحًا حُمُوَّكَ وَمُسْكِرًا أَيْضًا، لِلنَّظَرِ إِلَى عَوْرَاتِهِمْ.</w:t>
       </w:r>
     </w:p>
     <w:p>
@@ -1339,8 +1205,27 @@
       </w:pPr>
       <w:r>
         <w:rPr>
-          <w:lang w:val="ar_AE" w:bidi="ar_AE"/>
-        </w:rPr>
+          <w:rtl/>
+          <w:cs/>
+          <w:lang w:val="ar_AE" w:bidi="ar_AE"/>
+        </w:rPr>
+      </w:r>
+      <w:r>
+        <w:rPr>
+          <w:vertAlign w:val="superscript"/>
+          <w:rtl/>
+          <w:cs/>
+          <w:lang w:val="ar_AE" w:bidi="ar_AE"/>
+        </w:rPr>
+        <w:t>16</w:t>
+      </w:r>
+      <w:r>
+        <w:rPr>
+          <w:rtl/>
+          <w:cs/>
+          <w:lang w:val="ar_AE" w:bidi="ar_AE"/>
+        </w:rPr>
+        <w:t xml:space="preserve"> قَدْ شَبِعْتَ خِزْيًا عِوَضًا عَنِ ٱلْمَجْدِ. فَٱشْرَبْ أَنْتَ أَيْضًا وَٱكْشِفْ غُرْلَتَكَ! تَدُورُ إِلَيْكَ كَأْسُ يَمِينِ ٱلرَّبِّ، وَقُيَاءُ ٱلْخِزْيِ عَلَى مَجْدِكَ.</w:t>
       </w:r>
     </w:p>
     <w:p>
@@ -1349,31 +1234,27 @@
       </w:pPr>
       <w:r>
         <w:rPr>
+          <w:rtl/>
+          <w:cs/>
           <w:lang w:val="ar_AE" w:bidi="ar_AE"/>
         </w:rPr>
       </w:r>
       <w:r>
         <w:rPr>
           <w:vertAlign w:val="superscript"/>
-          <w:lang w:val="ar_AE" w:bidi="ar_AE"/>
-        </w:rPr>
-        <w:t>9</w:t>
-      </w:r>
-      <w:r>
-        <w:rPr>
-          <w:lang w:val="ar_AE" w:bidi="ar_AE"/>
-        </w:rPr>
-        <w:t xml:space="preserve"> «وَيْلٌ لِلْمُكْسِبِ بَيْتَهُ كَسْبًا شِرِّيرًا لِيَجْعَلَ عُشَّهُ فِي ٱلْعُلُوِّ لِيَنْجُوَ مِنْ كَفِّ ٱلشَّرِّ!</w:t>
-      </w:r>
-      <w:r>
-        <w:rPr>
-          <w:lang w:val="ar_AE" w:bidi="ar_AE"/>
-        </w:rPr>
-      </w:r>
-      <w:r>
-        <w:rPr>
-          <w:lang w:val="ar_AE" w:bidi="ar_AE"/>
-        </w:rPr>
+          <w:rtl/>
+          <w:cs/>
+          <w:lang w:val="ar_AE" w:bidi="ar_AE"/>
+        </w:rPr>
+        <w:t>17</w:t>
+      </w:r>
+      <w:r>
+        <w:rPr>
+          <w:rtl/>
+          <w:cs/>
+          <w:lang w:val="ar_AE" w:bidi="ar_AE"/>
+        </w:rPr>
+        <w:t xml:space="preserve"> لِأَنَّ ظُلْمَ لُبْنَانَ يُغَطِّيكَ، وَٱغْتِصَابَ ٱلْبَهَائِمِ ٱلَّذِي رَوَّعَهَا، لِأَجْلِ دِمَاءِ ٱلنَّاسِ وَظُلْمِ ٱلْأَرْضِ وَٱلْمَدِينَةِ وَجَمِيعِ ٱلسَّاكِنِينَ فِيهَا.</w:t>
       </w:r>
     </w:p>
     <w:p>
@@ -1382,8 +1263,27 @@
       </w:pPr>
       <w:r>
         <w:rPr>
-          <w:lang w:val="ar_AE" w:bidi="ar_AE"/>
-        </w:rPr>
+          <w:rtl/>
+          <w:cs/>
+          <w:lang w:val="ar_AE" w:bidi="ar_AE"/>
+        </w:rPr>
+      </w:r>
+      <w:r>
+        <w:rPr>
+          <w:vertAlign w:val="superscript"/>
+          <w:rtl/>
+          <w:cs/>
+          <w:lang w:val="ar_AE" w:bidi="ar_AE"/>
+        </w:rPr>
+        <w:t>18</w:t>
+      </w:r>
+      <w:r>
+        <w:rPr>
+          <w:rtl/>
+          <w:cs/>
+          <w:lang w:val="ar_AE" w:bidi="ar_AE"/>
+        </w:rPr>
+        <w:t xml:space="preserve"> «مَاذَا نَفَعَ ٱلتِّمْثَالُ ٱلْمَنْحُوتُ حَتَّى نَحَتَهُ صَانِعُهُ؟ أَوِ ٱلْمَسْبُوكُ وَمُعَلِّمُ ٱلْكَذِبِ حَتَّى إِنَّ ٱلصَّانِعَ صَنْعَةً يَتَّكِلُ عَلَيْهَا، فَيَصْنَعُ أَوْثَانًا بُكْمًا؟</w:t>
       </w:r>
     </w:p>
     <w:p>
@@ -1392,31 +1292,27 @@
       </w:pPr>
       <w:r>
         <w:rPr>
+          <w:rtl/>
+          <w:cs/>
           <w:lang w:val="ar_AE" w:bidi="ar_AE"/>
         </w:rPr>
       </w:r>
       <w:r>
         <w:rPr>
           <w:vertAlign w:val="superscript"/>
-          <w:lang w:val="ar_AE" w:bidi="ar_AE"/>
-        </w:rPr>
-        <w:t>10</w:t>
-      </w:r>
-      <w:r>
-        <w:rPr>
-          <w:lang w:val="ar_AE" w:bidi="ar_AE"/>
-        </w:rPr>
-        <w:t xml:space="preserve"> تَآمَرْتَ ٱلْخِزْيَ لِبَيْتِكَ. إِبَادَةَ شُعُوبٍ كَثِيرَةٍ وَأَنْتَ مُخْطِئٌ لِنَفْسِكَ.</w:t>
-      </w:r>
-      <w:r>
-        <w:rPr>
-          <w:lang w:val="ar_AE" w:bidi="ar_AE"/>
-        </w:rPr>
-      </w:r>
-      <w:r>
-        <w:rPr>
-          <w:lang w:val="ar_AE" w:bidi="ar_AE"/>
-        </w:rPr>
+          <w:rtl/>
+          <w:cs/>
+          <w:lang w:val="ar_AE" w:bidi="ar_AE"/>
+        </w:rPr>
+        <w:t>19</w:t>
+      </w:r>
+      <w:r>
+        <w:rPr>
+          <w:rtl/>
+          <w:cs/>
+          <w:lang w:val="ar_AE" w:bidi="ar_AE"/>
+        </w:rPr>
+        <w:t xml:space="preserve"> وَيْلٌ لِلْقَائِلِ لِلْعُودِ: ٱسْتَيْقِظْ! وَلِلْحَجَرِ ٱلْأَصَمِّ: ٱنْتَبِهْ! أَهُوَ يُعَلِّمُ؟ هَا هُوَ مَطْلِيٌّ بِٱلذَّهَبِ وَٱلْفِضَّةِ، وَلَا رُوحَ ٱلْبَتَّةَ فِي دَاخِلِهِ!</w:t>
       </w:r>
     </w:p>
     <w:p>
@@ -1425,438 +1321,27 @@
       </w:pPr>
       <w:r>
         <w:rPr>
-          <w:lang w:val="ar_AE" w:bidi="ar_AE"/>
-        </w:rPr>
-      </w:r>
-    </w:p>
-    <w:p>
-      <w:pPr>
-        <w:bidi/>
-      </w:pPr>
-      <w:r>
-        <w:rPr>
+          <w:rtl/>
+          <w:cs/>
           <w:lang w:val="ar_AE" w:bidi="ar_AE"/>
         </w:rPr>
       </w:r>
       <w:r>
         <w:rPr>
           <w:vertAlign w:val="superscript"/>
-          <w:lang w:val="ar_AE" w:bidi="ar_AE"/>
-        </w:rPr>
-        <w:t>11</w:t>
-      </w:r>
-      <w:r>
-        <w:rPr>
-          <w:lang w:val="ar_AE" w:bidi="ar_AE"/>
-        </w:rPr>
-        <w:t xml:space="preserve"> لِأَنَّ ٱلْحَجَرَ يَصْرُخُ مِنَ ٱلْحَائِطِ فَيُجِيبُهُ ٱلْجَائِزُ مِنَ ٱلْخَشَبِ.</w:t>
-      </w:r>
-      <w:r>
-        <w:rPr>
-          <w:lang w:val="ar_AE" w:bidi="ar_AE"/>
-        </w:rPr>
-      </w:r>
-      <w:r>
-        <w:rPr>
-          <w:lang w:val="ar_AE" w:bidi="ar_AE"/>
-        </w:rPr>
-      </w:r>
-    </w:p>
-    <w:p>
-      <w:pPr>
-        <w:bidi/>
-      </w:pPr>
-      <w:r>
-        <w:rPr>
-          <w:lang w:val="ar_AE" w:bidi="ar_AE"/>
-        </w:rPr>
-      </w:r>
-    </w:p>
-    <w:p>
-      <w:pPr>
-        <w:bidi/>
-      </w:pPr>
-      <w:r>
-        <w:rPr>
-          <w:lang w:val="ar_AE" w:bidi="ar_AE"/>
-        </w:rPr>
-      </w:r>
-      <w:r>
-        <w:rPr>
-          <w:vertAlign w:val="superscript"/>
-          <w:lang w:val="ar_AE" w:bidi="ar_AE"/>
-        </w:rPr>
-        <w:t>12</w:t>
-      </w:r>
-      <w:r>
-        <w:rPr>
-          <w:lang w:val="ar_AE" w:bidi="ar_AE"/>
-        </w:rPr>
-        <w:t xml:space="preserve"> «وَيْلٌ لِلْبَانِي مَدِينَةً بِٱلدِّمَاءِ، وَلِلْمُؤَسِّسِ قَرْيَةً بِٱلْإِثْمِ!</w:t>
-      </w:r>
-      <w:r>
-        <w:rPr>
-          <w:lang w:val="ar_AE" w:bidi="ar_AE"/>
-        </w:rPr>
-      </w:r>
-      <w:r>
-        <w:rPr>
-          <w:lang w:val="ar_AE" w:bidi="ar_AE"/>
-        </w:rPr>
-      </w:r>
-    </w:p>
-    <w:p>
-      <w:pPr>
-        <w:bidi/>
-      </w:pPr>
-      <w:r>
-        <w:rPr>
-          <w:lang w:val="ar_AE" w:bidi="ar_AE"/>
-        </w:rPr>
-      </w:r>
-    </w:p>
-    <w:p>
-      <w:pPr>
-        <w:bidi/>
-      </w:pPr>
-      <w:r>
-        <w:rPr>
-          <w:lang w:val="ar_AE" w:bidi="ar_AE"/>
-        </w:rPr>
-      </w:r>
-      <w:r>
-        <w:rPr>
-          <w:vertAlign w:val="superscript"/>
-          <w:lang w:val="ar_AE" w:bidi="ar_AE"/>
-        </w:rPr>
-        <w:t>13</w:t>
-      </w:r>
-      <w:r>
-        <w:rPr>
-          <w:lang w:val="ar_AE" w:bidi="ar_AE"/>
-        </w:rPr>
-        <w:t xml:space="preserve"> أَلَيْسَ مِنْ قِبَلِ رَبِّ ٱلْجُنُودِ أَنَّ ٱلشُّعُوبَ يَتْعَبُونَ لِلنَّارِ، وَٱلْأُمَمَ لِلْبَاطِلِ يَعْيَوْنَ؟</w:t>
-      </w:r>
-      <w:r>
-        <w:rPr>
-          <w:lang w:val="ar_AE" w:bidi="ar_AE"/>
-        </w:rPr>
-      </w:r>
-      <w:r>
-        <w:rPr>
-          <w:lang w:val="ar_AE" w:bidi="ar_AE"/>
-        </w:rPr>
-      </w:r>
-    </w:p>
-    <w:p>
-      <w:pPr>
-        <w:bidi/>
-      </w:pPr>
-      <w:r>
-        <w:rPr>
-          <w:lang w:val="ar_AE" w:bidi="ar_AE"/>
-        </w:rPr>
-      </w:r>
-    </w:p>
-    <w:p>
-      <w:pPr>
-        <w:bidi/>
-      </w:pPr>
-      <w:r>
-        <w:rPr>
-          <w:lang w:val="ar_AE" w:bidi="ar_AE"/>
-        </w:rPr>
-      </w:r>
-      <w:r>
-        <w:rPr>
-          <w:vertAlign w:val="superscript"/>
-          <w:lang w:val="ar_AE" w:bidi="ar_AE"/>
-        </w:rPr>
-        <w:t>14</w:t>
-      </w:r>
-      <w:r>
-        <w:rPr>
-          <w:lang w:val="ar_AE" w:bidi="ar_AE"/>
-        </w:rPr>
-        <w:t xml:space="preserve"> لِأَنَّ ٱلْأَرْضَ تَمْتَلِئُ مِنْ مَعْرِفَةِ مَجْدِ ٱلرَّبِّ كَمَا تُغَطِّي ٱلْمِيَاهُ ٱلْبَحْرَ.</w:t>
-      </w:r>
-      <w:r>
-        <w:rPr>
-          <w:lang w:val="ar_AE" w:bidi="ar_AE"/>
-        </w:rPr>
-      </w:r>
-      <w:r>
-        <w:rPr>
-          <w:lang w:val="ar_AE" w:bidi="ar_AE"/>
-        </w:rPr>
-      </w:r>
-    </w:p>
-    <w:p>
-      <w:pPr>
-        <w:bidi/>
-      </w:pPr>
-      <w:r>
-        <w:rPr>
-          <w:lang w:val="ar_AE" w:bidi="ar_AE"/>
-        </w:rPr>
-      </w:r>
-    </w:p>
-    <w:p>
-      <w:pPr>
-        <w:bidi/>
-      </w:pPr>
-      <w:r>
-        <w:rPr>
-          <w:lang w:val="ar_AE" w:bidi="ar_AE"/>
-        </w:rPr>
-      </w:r>
-      <w:r>
-        <w:rPr>
-          <w:vertAlign w:val="superscript"/>
-          <w:lang w:val="ar_AE" w:bidi="ar_AE"/>
-        </w:rPr>
-        <w:t>15</w:t>
-      </w:r>
-      <w:r>
-        <w:rPr>
-          <w:lang w:val="ar_AE" w:bidi="ar_AE"/>
-        </w:rPr>
-        <w:t xml:space="preserve"> «وَيْلٌ لِمَنْ يَسْقِي صَاحِبَهُ سَافِحًا حُمُوَّكَ وَمُسْكِرًا أَيْضًا، لِلنَّظَرِ إِلَى عَوْرَاتِهِمْ.</w:t>
-      </w:r>
-      <w:r>
-        <w:rPr>
-          <w:lang w:val="ar_AE" w:bidi="ar_AE"/>
-        </w:rPr>
-      </w:r>
-      <w:r>
-        <w:rPr>
-          <w:lang w:val="ar_AE" w:bidi="ar_AE"/>
-        </w:rPr>
-      </w:r>
-    </w:p>
-    <w:p>
-      <w:pPr>
-        <w:bidi/>
-      </w:pPr>
-      <w:r>
-        <w:rPr>
-          <w:lang w:val="ar_AE" w:bidi="ar_AE"/>
-        </w:rPr>
-      </w:r>
-    </w:p>
-    <w:p>
-      <w:pPr>
-        <w:bidi/>
-      </w:pPr>
-      <w:r>
-        <w:rPr>
-          <w:lang w:val="ar_AE" w:bidi="ar_AE"/>
-        </w:rPr>
-      </w:r>
-      <w:r>
-        <w:rPr>
-          <w:vertAlign w:val="superscript"/>
-          <w:lang w:val="ar_AE" w:bidi="ar_AE"/>
-        </w:rPr>
-        <w:t>16</w:t>
-      </w:r>
-      <w:r>
-        <w:rPr>
-          <w:lang w:val="ar_AE" w:bidi="ar_AE"/>
-        </w:rPr>
-        <w:t xml:space="preserve"> قَدْ شَبِعْتَ خِزْيًا عِوَضًا عَنِ ٱلْمَجْدِ. فَٱشْرَبْ أَنْتَ أَيْضًا وَٱكْشِفْ غُرْلَتَكَ! تَدُورُ إِلَيْكَ كَأْسُ يَمِينِ ٱلرَّبِّ، وَقُيَاءُ ٱلْخِزْيِ عَلَى مَجْدِكَ.</w:t>
-      </w:r>
-      <w:r>
-        <w:rPr>
-          <w:lang w:val="ar_AE" w:bidi="ar_AE"/>
-        </w:rPr>
-      </w:r>
-      <w:r>
-        <w:rPr>
-          <w:lang w:val="ar_AE" w:bidi="ar_AE"/>
-        </w:rPr>
-      </w:r>
-    </w:p>
-    <w:p>
-      <w:pPr>
-        <w:bidi/>
-      </w:pPr>
-      <w:r>
-        <w:rPr>
-          <w:lang w:val="ar_AE" w:bidi="ar_AE"/>
-        </w:rPr>
-      </w:r>
-    </w:p>
-    <w:p>
-      <w:pPr>
-        <w:bidi/>
-      </w:pPr>
-      <w:r>
-        <w:rPr>
-          <w:lang w:val="ar_AE" w:bidi="ar_AE"/>
-        </w:rPr>
-      </w:r>
-      <w:r>
-        <w:rPr>
-          <w:vertAlign w:val="superscript"/>
-          <w:lang w:val="ar_AE" w:bidi="ar_AE"/>
-        </w:rPr>
-        <w:t>17</w:t>
-      </w:r>
-      <w:r>
-        <w:rPr>
-          <w:lang w:val="ar_AE" w:bidi="ar_AE"/>
-        </w:rPr>
-        <w:t xml:space="preserve"> لِأَنَّ ظُلْمَ لُبْنَانَ يُغَطِّيكَ، وَٱغْتِصَابَ ٱلْبَهَائِمِ ٱلَّذِي رَوَّعَهَا، لِأَجْلِ دِمَاءِ ٱلنَّاسِ وَظُلْمِ ٱلْأَرْضِ وَٱلْمَدِينَةِ وَجَمِيعِ ٱلسَّاكِنِينَ فِيهَا.</w:t>
-      </w:r>
-      <w:r>
-        <w:rPr>
-          <w:lang w:val="ar_AE" w:bidi="ar_AE"/>
-        </w:rPr>
-      </w:r>
-      <w:r>
-        <w:rPr>
-          <w:lang w:val="ar_AE" w:bidi="ar_AE"/>
-        </w:rPr>
-      </w:r>
-    </w:p>
-    <w:p>
-      <w:pPr>
-        <w:bidi/>
-      </w:pPr>
-      <w:r>
-        <w:rPr>
-          <w:lang w:val="ar_AE" w:bidi="ar_AE"/>
-        </w:rPr>
-      </w:r>
-    </w:p>
-    <w:p>
-      <w:pPr>
-        <w:bidi/>
-      </w:pPr>
-      <w:r>
-        <w:rPr>
-          <w:lang w:val="ar_AE" w:bidi="ar_AE"/>
-        </w:rPr>
-      </w:r>
-      <w:r>
-        <w:rPr>
-          <w:vertAlign w:val="superscript"/>
-          <w:lang w:val="ar_AE" w:bidi="ar_AE"/>
-        </w:rPr>
-        <w:t>18</w:t>
-      </w:r>
-      <w:r>
-        <w:rPr>
-          <w:lang w:val="ar_AE" w:bidi="ar_AE"/>
-        </w:rPr>
-        <w:t xml:space="preserve"> «مَاذَا نَفَعَ ٱلتِّمْثَالُ ٱلْمَنْحُوتُ حَتَّى نَحَتَهُ صَانِعُهُ؟ أَوِ ٱلْمَسْبُوكُ وَمُعَلِّمُ ٱلْكَذِبِ حَتَّى إِنَّ ٱلصَّانِعَ صَنْعَةً يَتَّكِلُ عَلَيْهَا، فَيَصْنَعُ أَوْثَانًا بُكْمًا؟</w:t>
-      </w:r>
-      <w:r>
-        <w:rPr>
-          <w:lang w:val="ar_AE" w:bidi="ar_AE"/>
-        </w:rPr>
-      </w:r>
-      <w:r>
-        <w:rPr>
-          <w:lang w:val="ar_AE" w:bidi="ar_AE"/>
-        </w:rPr>
-      </w:r>
-    </w:p>
-    <w:p>
-      <w:pPr>
-        <w:bidi/>
-      </w:pPr>
-      <w:r>
-        <w:rPr>
-          <w:lang w:val="ar_AE" w:bidi="ar_AE"/>
-        </w:rPr>
-      </w:r>
-    </w:p>
-    <w:p>
-      <w:pPr>
-        <w:bidi/>
-      </w:pPr>
-      <w:r>
-        <w:rPr>
-          <w:lang w:val="ar_AE" w:bidi="ar_AE"/>
-        </w:rPr>
-      </w:r>
-      <w:r>
-        <w:rPr>
-          <w:vertAlign w:val="superscript"/>
-          <w:lang w:val="ar_AE" w:bidi="ar_AE"/>
-        </w:rPr>
-        <w:t>19</w:t>
-      </w:r>
-      <w:r>
-        <w:rPr>
-          <w:lang w:val="ar_AE" w:bidi="ar_AE"/>
-        </w:rPr>
-        <w:t xml:space="preserve"> وَيْلٌ لِلْقَائِلِ لِلْعُودِ: ٱسْتَيْقِظْ! وَلِلْحَجَرِ ٱلْأَصَمِّ: ٱنْتَبِهْ! أَهُوَ يُعَلِّمُ؟ هَا هُوَ مَطْلِيٌّ بِٱلذَّهَبِ وَٱلْفِضَّةِ، وَلَا رُوحَ ٱلْبَتَّةَ فِي دَاخِلِهِ!</w:t>
-      </w:r>
-      <w:r>
-        <w:rPr>
-          <w:lang w:val="ar_AE" w:bidi="ar_AE"/>
-        </w:rPr>
-      </w:r>
-      <w:r>
-        <w:rPr>
-          <w:lang w:val="ar_AE" w:bidi="ar_AE"/>
-        </w:rPr>
-      </w:r>
-    </w:p>
-    <w:p>
-      <w:pPr>
-        <w:bidi/>
-      </w:pPr>
-      <w:r>
-        <w:rPr>
-          <w:lang w:val="ar_AE" w:bidi="ar_AE"/>
-        </w:rPr>
-      </w:r>
-    </w:p>
-    <w:p>
-      <w:pPr>
-        <w:bidi/>
-      </w:pPr>
-      <w:r>
-        <w:rPr>
-          <w:lang w:val="ar_AE" w:bidi="ar_AE"/>
-        </w:rPr>
-      </w:r>
-      <w:r>
-        <w:rPr>
-          <w:vertAlign w:val="superscript"/>
+          <w:rtl/>
+          <w:cs/>
           <w:lang w:val="ar_AE" w:bidi="ar_AE"/>
         </w:rPr>
         <w:t>20</w:t>
       </w:r>
       <w:r>
         <w:rPr>
+          <w:rtl/>
+          <w:cs/>
           <w:lang w:val="ar_AE" w:bidi="ar_AE"/>
         </w:rPr>
         <w:t xml:space="preserve"> أَمَّا ٱلرَّبُّ فَفِي هَيْكَلِ قُدْسِهِ. فَٱسْكُتِي قُدَّامَهُ يَا كُلَّ ٱلْأَرْضِ».</w:t>
-      </w:r>
-      <w:r>
-        <w:rPr>
-          <w:lang w:val="ar_AE" w:bidi="ar_AE"/>
-        </w:rPr>
-      </w:r>
-      <w:r>
-        <w:rPr>
-          <w:lang w:val="ar_AE" w:bidi="ar_AE"/>
-        </w:rPr>
-      </w:r>
-    </w:p>
-    <w:p>
-      <w:pPr>
-        <w:bidi/>
-      </w:pPr>
-      <w:r>
-        <w:rPr>
-          <w:lang w:val="ar_AE" w:bidi="ar_AE"/>
-        </w:rPr>
       </w:r>
     </w:p>
     <w:p>
@@ -1866,12 +1351,16 @@
       </w:pPr>
       <w:r>
         <w:rPr>
+          <w:rtl/>
+          <w:cs/>
           <w:lang w:val="ar_AE" w:bidi="ar_AE"/>
         </w:rPr>
         <w:t>Habakkuk 3:1</w:t>
       </w:r>
       <w:r>
         <w:rPr>
+          <w:rtl/>
+          <w:cs/>
           <w:lang w:val="ar_AE" w:bidi="ar_AE"/>
         </w:rPr>
       </w:r>
@@ -1882,32 +1371,28 @@
       </w:pPr>
       <w:r>
         <w:rPr>
+          <w:rtl/>
+          <w:cs/>
           <w:lang w:val="ar_AE" w:bidi="ar_AE"/>
         </w:rPr>
       </w:r>
       <w:r>
         <w:rPr>
           <w:vertAlign w:val="superscript"/>
+          <w:rtl/>
+          <w:cs/>
           <w:lang w:val="ar_AE" w:bidi="ar_AE"/>
         </w:rPr>
         <w:t>1</w:t>
       </w:r>
       <w:r>
         <w:rPr>
+          <w:rtl/>
+          <w:cs/>
           <w:lang w:val="ar_AE" w:bidi="ar_AE"/>
         </w:rPr>
         <w:t xml:space="preserve"> صَلَاةٌ لِحَبَقُّوقَ ٱلنَّبِيِّ عَلَى ٱلشَّجَوِيَّةِ:</w:t>
       </w:r>
-      <w:r>
-        <w:rPr>
-          <w:lang w:val="ar_AE" w:bidi="ar_AE"/>
-        </w:rPr>
-      </w:r>
-      <w:r>
-        <w:rPr>
-          <w:lang w:val="ar_AE" w:bidi="ar_AE"/>
-        </w:rPr>
-      </w:r>
     </w:p>
     <w:p>
       <w:pPr>
@@ -1915,8 +1400,27 @@
       </w:pPr>
       <w:r>
         <w:rPr>
-          <w:lang w:val="ar_AE" w:bidi="ar_AE"/>
-        </w:rPr>
+          <w:rtl/>
+          <w:cs/>
+          <w:lang w:val="ar_AE" w:bidi="ar_AE"/>
+        </w:rPr>
+      </w:r>
+      <w:r>
+        <w:rPr>
+          <w:vertAlign w:val="superscript"/>
+          <w:rtl/>
+          <w:cs/>
+          <w:lang w:val="ar_AE" w:bidi="ar_AE"/>
+        </w:rPr>
+        <w:t>2</w:t>
+      </w:r>
+      <w:r>
+        <w:rPr>
+          <w:rtl/>
+          <w:cs/>
+          <w:lang w:val="ar_AE" w:bidi="ar_AE"/>
+        </w:rPr>
+        <w:t xml:space="preserve"> يَارَبُّ، قَدْ سَمِعْتُ خَبَرَكَ فَجَزِعْتُ. يَارَبُّ، عَمَلَكَ فِي وَسَطِ ٱلسِّنِينَ أَحْيِهِ. فِي وَسَطِ ٱلسِّنِينَ عَرِّفْ. فِي ٱلْغَضَبِ ٱذْكُرِ ٱلرَّحْمَةَ.</w:t>
       </w:r>
     </w:p>
     <w:p>
@@ -1925,31 +1429,27 @@
       </w:pPr>
       <w:r>
         <w:rPr>
+          <w:rtl/>
+          <w:cs/>
           <w:lang w:val="ar_AE" w:bidi="ar_AE"/>
         </w:rPr>
       </w:r>
       <w:r>
         <w:rPr>
           <w:vertAlign w:val="superscript"/>
-          <w:lang w:val="ar_AE" w:bidi="ar_AE"/>
-        </w:rPr>
-        <w:t>2</w:t>
-      </w:r>
-      <w:r>
-        <w:rPr>
-          <w:lang w:val="ar_AE" w:bidi="ar_AE"/>
-        </w:rPr>
-        <w:t xml:space="preserve"> يَارَبُّ، قَدْ سَمِعْتُ خَبَرَكَ فَجَزِعْتُ. يَارَبُّ، عَمَلَكَ فِي وَسَطِ ٱلسِّنِينَ أَحْيِهِ. فِي وَسَطِ ٱلسِّنِينَ عَرِّفْ. فِي ٱلْغَضَبِ ٱذْكُرِ ٱلرَّحْمَةَ.</w:t>
-      </w:r>
-      <w:r>
-        <w:rPr>
-          <w:lang w:val="ar_AE" w:bidi="ar_AE"/>
-        </w:rPr>
-      </w:r>
-      <w:r>
-        <w:rPr>
-          <w:lang w:val="ar_AE" w:bidi="ar_AE"/>
-        </w:rPr>
+          <w:rtl/>
+          <w:cs/>
+          <w:lang w:val="ar_AE" w:bidi="ar_AE"/>
+        </w:rPr>
+        <w:t>3</w:t>
+      </w:r>
+      <w:r>
+        <w:rPr>
+          <w:rtl/>
+          <w:cs/>
+          <w:lang w:val="ar_AE" w:bidi="ar_AE"/>
+        </w:rPr>
+        <w:t xml:space="preserve"> ٱللهُ جَاءَ مِنْ تِيمَانَ، وَٱلْقُدُّوسُ مِنْ جَبَلِ فَارَانَ. سِلَاهْ. جَلَالُهُ غَطَّى ٱلسَّمَاوَاتِ، وَٱلْأَرْضُ ٱمْتَلَأَتْ مِنْ تَسْبِيحِهِ.</w:t>
       </w:r>
     </w:p>
     <w:p>
@@ -1958,8 +1458,27 @@
       </w:pPr>
       <w:r>
         <w:rPr>
-          <w:lang w:val="ar_AE" w:bidi="ar_AE"/>
-        </w:rPr>
+          <w:rtl/>
+          <w:cs/>
+          <w:lang w:val="ar_AE" w:bidi="ar_AE"/>
+        </w:rPr>
+      </w:r>
+      <w:r>
+        <w:rPr>
+          <w:vertAlign w:val="superscript"/>
+          <w:rtl/>
+          <w:cs/>
+          <w:lang w:val="ar_AE" w:bidi="ar_AE"/>
+        </w:rPr>
+        <w:t>4</w:t>
+      </w:r>
+      <w:r>
+        <w:rPr>
+          <w:rtl/>
+          <w:cs/>
+          <w:lang w:val="ar_AE" w:bidi="ar_AE"/>
+        </w:rPr>
+        <w:t xml:space="preserve"> وَكَانَ لَمَعَانٌ كَٱلنُّورِ. لَهُ مِنْ يَدِهِ شُعَاعٌ، وَهُنَاكَ ٱسْتِتَارُ قُدْرَتِهِ.</w:t>
       </w:r>
     </w:p>
     <w:p>
@@ -1968,31 +1487,27 @@
       </w:pPr>
       <w:r>
         <w:rPr>
+          <w:rtl/>
+          <w:cs/>
           <w:lang w:val="ar_AE" w:bidi="ar_AE"/>
         </w:rPr>
       </w:r>
       <w:r>
         <w:rPr>
           <w:vertAlign w:val="superscript"/>
-          <w:lang w:val="ar_AE" w:bidi="ar_AE"/>
-        </w:rPr>
-        <w:t>3</w:t>
-      </w:r>
-      <w:r>
-        <w:rPr>
-          <w:lang w:val="ar_AE" w:bidi="ar_AE"/>
-        </w:rPr>
-        <w:t xml:space="preserve"> ٱللهُ جَاءَ مِنْ تِيمَانَ، وَٱلْقُدُّوسُ مِنْ جَبَلِ فَارَانَ. سِلَاهْ. جَلَالُهُ غَطَّى ٱلسَّمَاوَاتِ، وَٱلْأَرْضُ ٱمْتَلَأَتْ مِنْ تَسْبِيحِهِ.</w:t>
-      </w:r>
-      <w:r>
-        <w:rPr>
-          <w:lang w:val="ar_AE" w:bidi="ar_AE"/>
-        </w:rPr>
-      </w:r>
-      <w:r>
-        <w:rPr>
-          <w:lang w:val="ar_AE" w:bidi="ar_AE"/>
-        </w:rPr>
+          <w:rtl/>
+          <w:cs/>
+          <w:lang w:val="ar_AE" w:bidi="ar_AE"/>
+        </w:rPr>
+        <w:t>5</w:t>
+      </w:r>
+      <w:r>
+        <w:rPr>
+          <w:rtl/>
+          <w:cs/>
+          <w:lang w:val="ar_AE" w:bidi="ar_AE"/>
+        </w:rPr>
+        <w:t xml:space="preserve"> قُدَّامَهُ ذَهَبَ ٱلْوَبَأُ، وَعِنْدَ رِجْلَيْهِ خَرَجَتِ ٱلْحُمَّى.</w:t>
       </w:r>
     </w:p>
     <w:p>
@@ -2001,8 +1516,27 @@
       </w:pPr>
       <w:r>
         <w:rPr>
-          <w:lang w:val="ar_AE" w:bidi="ar_AE"/>
-        </w:rPr>
+          <w:rtl/>
+          <w:cs/>
+          <w:lang w:val="ar_AE" w:bidi="ar_AE"/>
+        </w:rPr>
+      </w:r>
+      <w:r>
+        <w:rPr>
+          <w:vertAlign w:val="superscript"/>
+          <w:rtl/>
+          <w:cs/>
+          <w:lang w:val="ar_AE" w:bidi="ar_AE"/>
+        </w:rPr>
+        <w:t>6</w:t>
+      </w:r>
+      <w:r>
+        <w:rPr>
+          <w:rtl/>
+          <w:cs/>
+          <w:lang w:val="ar_AE" w:bidi="ar_AE"/>
+        </w:rPr>
+        <w:t xml:space="preserve"> وَقَفَ وَقَاسَ ٱلْأَرْضَ. نَظَرَ فَرَجَفَ ٱلْأُمَمُ وَدُكَّتِ ٱلْجِبَالُ ٱلدَّهْرِيَّةُ وَخَسَفَتْ آكَامُ ٱلْقِدَمِ. مَسَالِكُ ٱلْأَزَلِ لَهُ.</w:t>
       </w:r>
     </w:p>
     <w:p>
@@ -2011,31 +1545,27 @@
       </w:pPr>
       <w:r>
         <w:rPr>
+          <w:rtl/>
+          <w:cs/>
           <w:lang w:val="ar_AE" w:bidi="ar_AE"/>
         </w:rPr>
       </w:r>
       <w:r>
         <w:rPr>
           <w:vertAlign w:val="superscript"/>
-          <w:lang w:val="ar_AE" w:bidi="ar_AE"/>
-        </w:rPr>
-        <w:t>4</w:t>
-      </w:r>
-      <w:r>
-        <w:rPr>
-          <w:lang w:val="ar_AE" w:bidi="ar_AE"/>
-        </w:rPr>
-        <w:t xml:space="preserve"> وَكَانَ لَمَعَانٌ كَٱلنُّورِ. لَهُ مِنْ يَدِهِ شُعَاعٌ، وَهُنَاكَ ٱسْتِتَارُ قُدْرَتِهِ.</w:t>
-      </w:r>
-      <w:r>
-        <w:rPr>
-          <w:lang w:val="ar_AE" w:bidi="ar_AE"/>
-        </w:rPr>
-      </w:r>
-      <w:r>
-        <w:rPr>
-          <w:lang w:val="ar_AE" w:bidi="ar_AE"/>
-        </w:rPr>
+          <w:rtl/>
+          <w:cs/>
+          <w:lang w:val="ar_AE" w:bidi="ar_AE"/>
+        </w:rPr>
+        <w:t>7</w:t>
+      </w:r>
+      <w:r>
+        <w:rPr>
+          <w:rtl/>
+          <w:cs/>
+          <w:lang w:val="ar_AE" w:bidi="ar_AE"/>
+        </w:rPr>
+        <w:t xml:space="preserve"> رَأَيْتُ خِيَامَ كُوشَانَ تَحْتَ بَلِيَّةٍ. رَجَفَتْ شُقَقُ أَرْضِ مِدْيَانَ.</w:t>
       </w:r>
     </w:p>
     <w:p>
@@ -2044,8 +1574,27 @@
       </w:pPr>
       <w:r>
         <w:rPr>
-          <w:lang w:val="ar_AE" w:bidi="ar_AE"/>
-        </w:rPr>
+          <w:rtl/>
+          <w:cs/>
+          <w:lang w:val="ar_AE" w:bidi="ar_AE"/>
+        </w:rPr>
+      </w:r>
+      <w:r>
+        <w:rPr>
+          <w:vertAlign w:val="superscript"/>
+          <w:rtl/>
+          <w:cs/>
+          <w:lang w:val="ar_AE" w:bidi="ar_AE"/>
+        </w:rPr>
+        <w:t>8</w:t>
+      </w:r>
+      <w:r>
+        <w:rPr>
+          <w:rtl/>
+          <w:cs/>
+          <w:lang w:val="ar_AE" w:bidi="ar_AE"/>
+        </w:rPr>
+        <w:t xml:space="preserve"> هَلْ عَلَى ٱلْأَنْهَارِ حَمِيَ يَارَبُّ؟ هَلْ عَلَى ٱلْأَنْهَارِ غَضَبُكَ؟ أَوْ عَلَى ٱلْبَحْرِ سَخَطُكَ حَتَّى إِنَّكَ رَكِبْتَ خَيْلَكَ، مَرْكَبَاتِكَ مَرْكَبَاتِ ٱلْخَلَاصِ؟</w:t>
       </w:r>
     </w:p>
     <w:p>
@@ -2054,31 +1603,27 @@
       </w:pPr>
       <w:r>
         <w:rPr>
+          <w:rtl/>
+          <w:cs/>
           <w:lang w:val="ar_AE" w:bidi="ar_AE"/>
         </w:rPr>
       </w:r>
       <w:r>
         <w:rPr>
           <w:vertAlign w:val="superscript"/>
-          <w:lang w:val="ar_AE" w:bidi="ar_AE"/>
-        </w:rPr>
-        <w:t>5</w:t>
-      </w:r>
-      <w:r>
-        <w:rPr>
-          <w:lang w:val="ar_AE" w:bidi="ar_AE"/>
-        </w:rPr>
-        <w:t xml:space="preserve"> قُدَّامَهُ ذَهَبَ ٱلْوَبَأُ، وَعِنْدَ رِجْلَيْهِ خَرَجَتِ ٱلْحُمَّى.</w:t>
-      </w:r>
-      <w:r>
-        <w:rPr>
-          <w:lang w:val="ar_AE" w:bidi="ar_AE"/>
-        </w:rPr>
-      </w:r>
-      <w:r>
-        <w:rPr>
-          <w:lang w:val="ar_AE" w:bidi="ar_AE"/>
-        </w:rPr>
+          <w:rtl/>
+          <w:cs/>
+          <w:lang w:val="ar_AE" w:bidi="ar_AE"/>
+        </w:rPr>
+        <w:t>9</w:t>
+      </w:r>
+      <w:r>
+        <w:rPr>
+          <w:rtl/>
+          <w:cs/>
+          <w:lang w:val="ar_AE" w:bidi="ar_AE"/>
+        </w:rPr>
+        <w:t xml:space="preserve"> عُرِّيَتْ قَوْسُكَ تَعْرِيَةً. سُبَاعِيَّاتُ سِهَامٍ كَلِمَتُكَ. سِلَاهْ. شَقَّقْتَ ٱلْأَرْضَ أَنْهَارًا.</w:t>
       </w:r>
     </w:p>
     <w:p>
@@ -2087,8 +1632,27 @@
       </w:pPr>
       <w:r>
         <w:rPr>
-          <w:lang w:val="ar_AE" w:bidi="ar_AE"/>
-        </w:rPr>
+          <w:rtl/>
+          <w:cs/>
+          <w:lang w:val="ar_AE" w:bidi="ar_AE"/>
+        </w:rPr>
+      </w:r>
+      <w:r>
+        <w:rPr>
+          <w:vertAlign w:val="superscript"/>
+          <w:rtl/>
+          <w:cs/>
+          <w:lang w:val="ar_AE" w:bidi="ar_AE"/>
+        </w:rPr>
+        <w:t>10</w:t>
+      </w:r>
+      <w:r>
+        <w:rPr>
+          <w:rtl/>
+          <w:cs/>
+          <w:lang w:val="ar_AE" w:bidi="ar_AE"/>
+        </w:rPr>
+        <w:t xml:space="preserve"> أَبْصَرَتْكَ فَفَزِعَتِ ٱلْجِبَالُ. سَيْلُ ٱلْمِيَاهِ طَمَا. أَعْطَتِ ٱللُّجَّةُ صَوْتَهَا. رَفَعَتْ يَدَيْهَا إِلَى ٱلْعَلَاءِ.</w:t>
       </w:r>
     </w:p>
     <w:p>
@@ -2097,31 +1661,27 @@
       </w:pPr>
       <w:r>
         <w:rPr>
+          <w:rtl/>
+          <w:cs/>
           <w:lang w:val="ar_AE" w:bidi="ar_AE"/>
         </w:rPr>
       </w:r>
       <w:r>
         <w:rPr>
           <w:vertAlign w:val="superscript"/>
-          <w:lang w:val="ar_AE" w:bidi="ar_AE"/>
-        </w:rPr>
-        <w:t>6</w:t>
-      </w:r>
-      <w:r>
-        <w:rPr>
-          <w:lang w:val="ar_AE" w:bidi="ar_AE"/>
-        </w:rPr>
-        <w:t xml:space="preserve"> وَقَفَ وَقَاسَ ٱلْأَرْضَ. نَظَرَ فَرَجَفَ ٱلْأُمَمُ وَدُكَّتِ ٱلْجِبَالُ ٱلدَّهْرِيَّةُ وَخَسَفَتْ آكَامُ ٱلْقِدَمِ. مَسَالِكُ ٱلْأَزَلِ لَهُ.</w:t>
-      </w:r>
-      <w:r>
-        <w:rPr>
-          <w:lang w:val="ar_AE" w:bidi="ar_AE"/>
-        </w:rPr>
-      </w:r>
-      <w:r>
-        <w:rPr>
-          <w:lang w:val="ar_AE" w:bidi="ar_AE"/>
-        </w:rPr>
+          <w:rtl/>
+          <w:cs/>
+          <w:lang w:val="ar_AE" w:bidi="ar_AE"/>
+        </w:rPr>
+        <w:t>11</w:t>
+      </w:r>
+      <w:r>
+        <w:rPr>
+          <w:rtl/>
+          <w:cs/>
+          <w:lang w:val="ar_AE" w:bidi="ar_AE"/>
+        </w:rPr>
+        <w:t xml:space="preserve"> اَلشَّمْسُ وَٱلْقَمَرُ وَقَفَا فِي بُرُوجِهِمَا لِنُورِ سِهَامِكَ ٱلطَّائِرَةِ، لِلَمَعَانِ بَرْقِ مَجْدِكَ.</w:t>
       </w:r>
     </w:p>
     <w:p>
@@ -2130,8 +1690,27 @@
       </w:pPr>
       <w:r>
         <w:rPr>
-          <w:lang w:val="ar_AE" w:bidi="ar_AE"/>
-        </w:rPr>
+          <w:rtl/>
+          <w:cs/>
+          <w:lang w:val="ar_AE" w:bidi="ar_AE"/>
+        </w:rPr>
+      </w:r>
+      <w:r>
+        <w:rPr>
+          <w:vertAlign w:val="superscript"/>
+          <w:rtl/>
+          <w:cs/>
+          <w:lang w:val="ar_AE" w:bidi="ar_AE"/>
+        </w:rPr>
+        <w:t>12</w:t>
+      </w:r>
+      <w:r>
+        <w:rPr>
+          <w:rtl/>
+          <w:cs/>
+          <w:lang w:val="ar_AE" w:bidi="ar_AE"/>
+        </w:rPr>
+        <w:t xml:space="preserve"> بِغَضَبٍ خَطَرْتَ فِي ٱلْأَرْضِ، بِسَخَطٍ دُسْتَ ٱلْأُمَمَ.</w:t>
       </w:r>
     </w:p>
     <w:p>
@@ -2140,31 +1719,27 @@
       </w:pPr>
       <w:r>
         <w:rPr>
+          <w:rtl/>
+          <w:cs/>
           <w:lang w:val="ar_AE" w:bidi="ar_AE"/>
         </w:rPr>
       </w:r>
       <w:r>
         <w:rPr>
           <w:vertAlign w:val="superscript"/>
-          <w:lang w:val="ar_AE" w:bidi="ar_AE"/>
-        </w:rPr>
-        <w:t>7</w:t>
-      </w:r>
-      <w:r>
-        <w:rPr>
-          <w:lang w:val="ar_AE" w:bidi="ar_AE"/>
-        </w:rPr>
-        <w:t xml:space="preserve"> رَأَيْتُ خِيَامَ كُوشَانَ تَحْتَ بَلِيَّةٍ. رَجَفَتْ شُقَقُ أَرْضِ مِدْيَانَ.</w:t>
-      </w:r>
-      <w:r>
-        <w:rPr>
-          <w:lang w:val="ar_AE" w:bidi="ar_AE"/>
-        </w:rPr>
-      </w:r>
-      <w:r>
-        <w:rPr>
-          <w:lang w:val="ar_AE" w:bidi="ar_AE"/>
-        </w:rPr>
+          <w:rtl/>
+          <w:cs/>
+          <w:lang w:val="ar_AE" w:bidi="ar_AE"/>
+        </w:rPr>
+        <w:t>13</w:t>
+      </w:r>
+      <w:r>
+        <w:rPr>
+          <w:rtl/>
+          <w:cs/>
+          <w:lang w:val="ar_AE" w:bidi="ar_AE"/>
+        </w:rPr>
+        <w:t xml:space="preserve"> خَرَجْتَ لِخَلَاصِ شَعْبِكَ، لِخَلَاصِ مَسِيحِكَ. سَحَقْتَ رَأْسَ بَيْتِ ٱلشِّرِّيرِ مُعَرِّيًا ٱلْأَسَاسَ حَتَّى ٱلْعُنُقِ. سِلَاهْ.</w:t>
       </w:r>
     </w:p>
     <w:p>
@@ -2173,8 +1748,27 @@
       </w:pPr>
       <w:r>
         <w:rPr>
-          <w:lang w:val="ar_AE" w:bidi="ar_AE"/>
-        </w:rPr>
+          <w:rtl/>
+          <w:cs/>
+          <w:lang w:val="ar_AE" w:bidi="ar_AE"/>
+        </w:rPr>
+      </w:r>
+      <w:r>
+        <w:rPr>
+          <w:vertAlign w:val="superscript"/>
+          <w:rtl/>
+          <w:cs/>
+          <w:lang w:val="ar_AE" w:bidi="ar_AE"/>
+        </w:rPr>
+        <w:t>14</w:t>
+      </w:r>
+      <w:r>
+        <w:rPr>
+          <w:rtl/>
+          <w:cs/>
+          <w:lang w:val="ar_AE" w:bidi="ar_AE"/>
+        </w:rPr>
+        <w:t xml:space="preserve"> ثَقَبْتَ بِسِهَامِهِ رَأْسَ قَبَائِلِهِ. عَصَفُوا لِتَشْتِيتِي. ٱبْتِهَاجُهُمْ كَمَا لِأَكْلِ ٱلْمِسْكِينِ فِي ٱلْخُفْيَةِ.</w:t>
       </w:r>
     </w:p>
     <w:p>
@@ -2183,31 +1777,27 @@
       </w:pPr>
       <w:r>
         <w:rPr>
+          <w:rtl/>
+          <w:cs/>
           <w:lang w:val="ar_AE" w:bidi="ar_AE"/>
         </w:rPr>
       </w:r>
       <w:r>
         <w:rPr>
           <w:vertAlign w:val="superscript"/>
-          <w:lang w:val="ar_AE" w:bidi="ar_AE"/>
-        </w:rPr>
-        <w:t>8</w:t>
-      </w:r>
-      <w:r>
-        <w:rPr>
-          <w:lang w:val="ar_AE" w:bidi="ar_AE"/>
-        </w:rPr>
-        <w:t xml:space="preserve"> هَلْ عَلَى ٱلْأَنْهَارِ حَمِيَ يَارَبُّ؟ هَلْ عَلَى ٱلْأَنْهَارِ غَضَبُكَ؟ أَوْ عَلَى ٱلْبَحْرِ سَخَطُكَ حَتَّى إِنَّكَ رَكِبْتَ خَيْلَكَ، مَرْكَبَاتِكَ مَرْكَبَاتِ ٱلْخَلَاصِ؟</w:t>
-      </w:r>
-      <w:r>
-        <w:rPr>
-          <w:lang w:val="ar_AE" w:bidi="ar_AE"/>
-        </w:rPr>
-      </w:r>
-      <w:r>
-        <w:rPr>
-          <w:lang w:val="ar_AE" w:bidi="ar_AE"/>
-        </w:rPr>
+          <w:rtl/>
+          <w:cs/>
+          <w:lang w:val="ar_AE" w:bidi="ar_AE"/>
+        </w:rPr>
+        <w:t>15</w:t>
+      </w:r>
+      <w:r>
+        <w:rPr>
+          <w:rtl/>
+          <w:cs/>
+          <w:lang w:val="ar_AE" w:bidi="ar_AE"/>
+        </w:rPr>
+        <w:t xml:space="preserve"> سَلَكْتَ ٱلْبَحْرَ بِخَيْلِكَ، كُوَمَ ٱلْمِيَاهِ ٱلْكَثِيرَةِ.</w:t>
       </w:r>
     </w:p>
     <w:p>
@@ -2216,8 +1806,27 @@
       </w:pPr>
       <w:r>
         <w:rPr>
-          <w:lang w:val="ar_AE" w:bidi="ar_AE"/>
-        </w:rPr>
+          <w:rtl/>
+          <w:cs/>
+          <w:lang w:val="ar_AE" w:bidi="ar_AE"/>
+        </w:rPr>
+      </w:r>
+      <w:r>
+        <w:rPr>
+          <w:vertAlign w:val="superscript"/>
+          <w:rtl/>
+          <w:cs/>
+          <w:lang w:val="ar_AE" w:bidi="ar_AE"/>
+        </w:rPr>
+        <w:t>16</w:t>
+      </w:r>
+      <w:r>
+        <w:rPr>
+          <w:rtl/>
+          <w:cs/>
+          <w:lang w:val="ar_AE" w:bidi="ar_AE"/>
+        </w:rPr>
+        <w:t xml:space="preserve"> سَمِعْتُ فَٱرْتَعَدَتْ أَحْشَائِي. مِنَ ٱلصَّوْتِ رَجَفَتْ شَفَتَايَ. دَخَلَ ٱلنَّخْرُ فِي عِظَامِي، وَٱرْتَعَدْتُ فِي مَكَانِي لِأَسْتَرِيحَ فِي يَوْمِ ٱلضِّيقِ، عِنْدَ صُعُودِ ٱلشَّعْبِ ٱلَّذِي يَزْحَمُنَا.</w:t>
       </w:r>
     </w:p>
     <w:p>
@@ -2226,31 +1835,27 @@
       </w:pPr>
       <w:r>
         <w:rPr>
+          <w:rtl/>
+          <w:cs/>
           <w:lang w:val="ar_AE" w:bidi="ar_AE"/>
         </w:rPr>
       </w:r>
       <w:r>
         <w:rPr>
           <w:vertAlign w:val="superscript"/>
-          <w:lang w:val="ar_AE" w:bidi="ar_AE"/>
-        </w:rPr>
-        <w:t>9</w:t>
-      </w:r>
-      <w:r>
-        <w:rPr>
-          <w:lang w:val="ar_AE" w:bidi="ar_AE"/>
-        </w:rPr>
-        <w:t xml:space="preserve"> عُرِّيَتْ قَوْسُكَ تَعْرِيَةً. سُبَاعِيَّاتُ سِهَامٍ كَلِمَتُكَ. سِلَاهْ. شَقَّقْتَ ٱلْأَرْضَ أَنْهَارًا.</w:t>
-      </w:r>
-      <w:r>
-        <w:rPr>
-          <w:lang w:val="ar_AE" w:bidi="ar_AE"/>
-        </w:rPr>
-      </w:r>
-      <w:r>
-        <w:rPr>
-          <w:lang w:val="ar_AE" w:bidi="ar_AE"/>
-        </w:rPr>
+          <w:rtl/>
+          <w:cs/>
+          <w:lang w:val="ar_AE" w:bidi="ar_AE"/>
+        </w:rPr>
+        <w:t>17</w:t>
+      </w:r>
+      <w:r>
+        <w:rPr>
+          <w:rtl/>
+          <w:cs/>
+          <w:lang w:val="ar_AE" w:bidi="ar_AE"/>
+        </w:rPr>
+        <w:t xml:space="preserve"> فَمَعَ أَنَّهُ لَا يُزْهِرُ ٱلتِّينُ، وَلَا يَكُونُ حَمْلٌ فِي ٱلْكُرُومِ. يَكْذِبُ عَمَلُ ٱلزَّيْتُونَةِ، وَٱلْحُقُولُ لَا تَصْنَعُ طَعَامًا. يَنْقَطِعُ ٱلْغَنَمُ مِنَ ٱلْحَظِيرَةِ، وَلَا بَقَرَ فِي ٱلْمَذَاوِدِ،</w:t>
       </w:r>
     </w:p>
     <w:p>
@@ -2259,8 +1864,27 @@
       </w:pPr>
       <w:r>
         <w:rPr>
-          <w:lang w:val="ar_AE" w:bidi="ar_AE"/>
-        </w:rPr>
+          <w:rtl/>
+          <w:cs/>
+          <w:lang w:val="ar_AE" w:bidi="ar_AE"/>
+        </w:rPr>
+      </w:r>
+      <w:r>
+        <w:rPr>
+          <w:vertAlign w:val="superscript"/>
+          <w:rtl/>
+          <w:cs/>
+          <w:lang w:val="ar_AE" w:bidi="ar_AE"/>
+        </w:rPr>
+        <w:t>18</w:t>
+      </w:r>
+      <w:r>
+        <w:rPr>
+          <w:rtl/>
+          <w:cs/>
+          <w:lang w:val="ar_AE" w:bidi="ar_AE"/>
+        </w:rPr>
+        <w:t xml:space="preserve"> فَإِنِّي أَبْتَهِجُ بِٱلرَّبِّ وَأَفْرَحُ بِإِلَهِ خَلَاصِي.</w:t>
       </w:r>
     </w:p>
     <w:p>
@@ -2269,418 +1893,27 @@
       </w:pPr>
       <w:r>
         <w:rPr>
+          <w:rtl/>
+          <w:cs/>
           <w:lang w:val="ar_AE" w:bidi="ar_AE"/>
         </w:rPr>
       </w:r>
       <w:r>
         <w:rPr>
           <w:vertAlign w:val="superscript"/>
-          <w:lang w:val="ar_AE" w:bidi="ar_AE"/>
-        </w:rPr>
-        <w:t>10</w:t>
-      </w:r>
-      <w:r>
-        <w:rPr>
-          <w:lang w:val="ar_AE" w:bidi="ar_AE"/>
-        </w:rPr>
-        <w:t xml:space="preserve"> أَبْصَرَتْكَ فَفَزِعَتِ ٱلْجِبَالُ. سَيْلُ ٱلْمِيَاهِ طَمَا. أَعْطَتِ ٱللُّجَّةُ صَوْتَهَا. رَفَعَتْ يَدَيْهَا إِلَى ٱلْعَلَاءِ.</w:t>
-      </w:r>
-      <w:r>
-        <w:rPr>
-          <w:lang w:val="ar_AE" w:bidi="ar_AE"/>
-        </w:rPr>
-      </w:r>
-      <w:r>
-        <w:rPr>
-          <w:lang w:val="ar_AE" w:bidi="ar_AE"/>
-        </w:rPr>
-      </w:r>
-    </w:p>
-    <w:p>
-      <w:pPr>
-        <w:bidi/>
-      </w:pPr>
-      <w:r>
-        <w:rPr>
-          <w:lang w:val="ar_AE" w:bidi="ar_AE"/>
-        </w:rPr>
-      </w:r>
-    </w:p>
-    <w:p>
-      <w:pPr>
-        <w:bidi/>
-      </w:pPr>
-      <w:r>
-        <w:rPr>
-          <w:lang w:val="ar_AE" w:bidi="ar_AE"/>
-        </w:rPr>
-      </w:r>
-      <w:r>
-        <w:rPr>
-          <w:vertAlign w:val="superscript"/>
-          <w:lang w:val="ar_AE" w:bidi="ar_AE"/>
-        </w:rPr>
-        <w:t>11</w:t>
-      </w:r>
-      <w:r>
-        <w:rPr>
-          <w:lang w:val="ar_AE" w:bidi="ar_AE"/>
-        </w:rPr>
-        <w:t xml:space="preserve"> اَلشَّمْسُ وَٱلْقَمَرُ وَقَفَا فِي بُرُوجِهِمَا لِنُورِ سِهَامِكَ ٱلطَّائِرَةِ، لِلَمَعَانِ بَرْقِ مَجْدِكَ.</w:t>
-      </w:r>
-      <w:r>
-        <w:rPr>
-          <w:lang w:val="ar_AE" w:bidi="ar_AE"/>
-        </w:rPr>
-      </w:r>
-      <w:r>
-        <w:rPr>
-          <w:lang w:val="ar_AE" w:bidi="ar_AE"/>
-        </w:rPr>
-      </w:r>
-    </w:p>
-    <w:p>
-      <w:pPr>
-        <w:bidi/>
-      </w:pPr>
-      <w:r>
-        <w:rPr>
-          <w:lang w:val="ar_AE" w:bidi="ar_AE"/>
-        </w:rPr>
-      </w:r>
-    </w:p>
-    <w:p>
-      <w:pPr>
-        <w:bidi/>
-      </w:pPr>
-      <w:r>
-        <w:rPr>
-          <w:lang w:val="ar_AE" w:bidi="ar_AE"/>
-        </w:rPr>
-      </w:r>
-      <w:r>
-        <w:rPr>
-          <w:vertAlign w:val="superscript"/>
-          <w:lang w:val="ar_AE" w:bidi="ar_AE"/>
-        </w:rPr>
-        <w:t>12</w:t>
-      </w:r>
-      <w:r>
-        <w:rPr>
-          <w:lang w:val="ar_AE" w:bidi="ar_AE"/>
-        </w:rPr>
-        <w:t xml:space="preserve"> بِغَضَبٍ خَطَرْتَ فِي ٱلْأَرْضِ، بِسَخَطٍ دُسْتَ ٱلْأُمَمَ.</w:t>
-      </w:r>
-      <w:r>
-        <w:rPr>
-          <w:lang w:val="ar_AE" w:bidi="ar_AE"/>
-        </w:rPr>
-      </w:r>
-      <w:r>
-        <w:rPr>
-          <w:lang w:val="ar_AE" w:bidi="ar_AE"/>
-        </w:rPr>
-      </w:r>
-    </w:p>
-    <w:p>
-      <w:pPr>
-        <w:bidi/>
-      </w:pPr>
-      <w:r>
-        <w:rPr>
-          <w:lang w:val="ar_AE" w:bidi="ar_AE"/>
-        </w:rPr>
-      </w:r>
-    </w:p>
-    <w:p>
-      <w:pPr>
-        <w:bidi/>
-      </w:pPr>
-      <w:r>
-        <w:rPr>
-          <w:lang w:val="ar_AE" w:bidi="ar_AE"/>
-        </w:rPr>
-      </w:r>
-      <w:r>
-        <w:rPr>
-          <w:vertAlign w:val="superscript"/>
-          <w:lang w:val="ar_AE" w:bidi="ar_AE"/>
-        </w:rPr>
-        <w:t>13</w:t>
-      </w:r>
-      <w:r>
-        <w:rPr>
-          <w:lang w:val="ar_AE" w:bidi="ar_AE"/>
-        </w:rPr>
-        <w:t xml:space="preserve"> خَرَجْتَ لِخَلَاصِ شَعْبِكَ، لِخَلَاصِ مَسِيحِكَ. سَحَقْتَ رَأْسَ بَيْتِ ٱلشِّرِّيرِ مُعَرِّيًا ٱلْأَسَاسَ حَتَّى ٱلْعُنُقِ. سِلَاهْ.</w:t>
-      </w:r>
-      <w:r>
-        <w:rPr>
-          <w:lang w:val="ar_AE" w:bidi="ar_AE"/>
-        </w:rPr>
-      </w:r>
-      <w:r>
-        <w:rPr>
-          <w:lang w:val="ar_AE" w:bidi="ar_AE"/>
-        </w:rPr>
-      </w:r>
-    </w:p>
-    <w:p>
-      <w:pPr>
-        <w:bidi/>
-      </w:pPr>
-      <w:r>
-        <w:rPr>
-          <w:lang w:val="ar_AE" w:bidi="ar_AE"/>
-        </w:rPr>
-      </w:r>
-    </w:p>
-    <w:p>
-      <w:pPr>
-        <w:bidi/>
-      </w:pPr>
-      <w:r>
-        <w:rPr>
-          <w:lang w:val="ar_AE" w:bidi="ar_AE"/>
-        </w:rPr>
-      </w:r>
-      <w:r>
-        <w:rPr>
-          <w:vertAlign w:val="superscript"/>
-          <w:lang w:val="ar_AE" w:bidi="ar_AE"/>
-        </w:rPr>
-        <w:t>14</w:t>
-      </w:r>
-      <w:r>
-        <w:rPr>
-          <w:lang w:val="ar_AE" w:bidi="ar_AE"/>
-        </w:rPr>
-        <w:t xml:space="preserve"> ثَقَبْتَ بِسِهَامِهِ رَأْسَ قَبَائِلِهِ. عَصَفُوا لِتَشْتِيتِي. ٱبْتِهَاجُهُمْ كَمَا لِأَكْلِ ٱلْمِسْكِينِ فِي ٱلْخُفْيَةِ.</w:t>
-      </w:r>
-      <w:r>
-        <w:rPr>
-          <w:lang w:val="ar_AE" w:bidi="ar_AE"/>
-        </w:rPr>
-      </w:r>
-      <w:r>
-        <w:rPr>
-          <w:lang w:val="ar_AE" w:bidi="ar_AE"/>
-        </w:rPr>
-      </w:r>
-    </w:p>
-    <w:p>
-      <w:pPr>
-        <w:bidi/>
-      </w:pPr>
-      <w:r>
-        <w:rPr>
-          <w:lang w:val="ar_AE" w:bidi="ar_AE"/>
-        </w:rPr>
-      </w:r>
-    </w:p>
-    <w:p>
-      <w:pPr>
-        <w:bidi/>
-      </w:pPr>
-      <w:r>
-        <w:rPr>
-          <w:lang w:val="ar_AE" w:bidi="ar_AE"/>
-        </w:rPr>
-      </w:r>
-      <w:r>
-        <w:rPr>
-          <w:vertAlign w:val="superscript"/>
-          <w:lang w:val="ar_AE" w:bidi="ar_AE"/>
-        </w:rPr>
-        <w:t>15</w:t>
-      </w:r>
-      <w:r>
-        <w:rPr>
-          <w:lang w:val="ar_AE" w:bidi="ar_AE"/>
-        </w:rPr>
-        <w:t xml:space="preserve"> سَلَكْتَ ٱلْبَحْرَ بِخَيْلِكَ، كُوَمَ ٱلْمِيَاهِ ٱلْكَثِيرَةِ.</w:t>
-      </w:r>
-      <w:r>
-        <w:rPr>
-          <w:lang w:val="ar_AE" w:bidi="ar_AE"/>
-        </w:rPr>
-      </w:r>
-      <w:r>
-        <w:rPr>
-          <w:lang w:val="ar_AE" w:bidi="ar_AE"/>
-        </w:rPr>
-      </w:r>
-    </w:p>
-    <w:p>
-      <w:pPr>
-        <w:bidi/>
-      </w:pPr>
-      <w:r>
-        <w:rPr>
-          <w:lang w:val="ar_AE" w:bidi="ar_AE"/>
-        </w:rPr>
-      </w:r>
-    </w:p>
-    <w:p>
-      <w:pPr>
-        <w:bidi/>
-      </w:pPr>
-      <w:r>
-        <w:rPr>
-          <w:lang w:val="ar_AE" w:bidi="ar_AE"/>
-        </w:rPr>
-      </w:r>
-      <w:r>
-        <w:rPr>
-          <w:vertAlign w:val="superscript"/>
-          <w:lang w:val="ar_AE" w:bidi="ar_AE"/>
-        </w:rPr>
-        <w:t>16</w:t>
-      </w:r>
-      <w:r>
-        <w:rPr>
-          <w:lang w:val="ar_AE" w:bidi="ar_AE"/>
-        </w:rPr>
-        <w:t xml:space="preserve"> سَمِعْتُ فَٱرْتَعَدَتْ أَحْشَائِي. مِنَ ٱلصَّوْتِ رَجَفَتْ شَفَتَايَ. دَخَلَ ٱلنَّخْرُ فِي عِظَامِي، وَٱرْتَعَدْتُ فِي مَكَانِي لِأَسْتَرِيحَ فِي يَوْمِ ٱلضِّيقِ، عِنْدَ صُعُودِ ٱلشَّعْبِ ٱلَّذِي يَزْحَمُنَا.</w:t>
-      </w:r>
-      <w:r>
-        <w:rPr>
-          <w:lang w:val="ar_AE" w:bidi="ar_AE"/>
-        </w:rPr>
-      </w:r>
-      <w:r>
-        <w:rPr>
-          <w:lang w:val="ar_AE" w:bidi="ar_AE"/>
-        </w:rPr>
-      </w:r>
-    </w:p>
-    <w:p>
-      <w:pPr>
-        <w:bidi/>
-      </w:pPr>
-      <w:r>
-        <w:rPr>
-          <w:lang w:val="ar_AE" w:bidi="ar_AE"/>
-        </w:rPr>
-      </w:r>
-    </w:p>
-    <w:p>
-      <w:pPr>
-        <w:bidi/>
-      </w:pPr>
-      <w:r>
-        <w:rPr>
-          <w:lang w:val="ar_AE" w:bidi="ar_AE"/>
-        </w:rPr>
-      </w:r>
-      <w:r>
-        <w:rPr>
-          <w:vertAlign w:val="superscript"/>
-          <w:lang w:val="ar_AE" w:bidi="ar_AE"/>
-        </w:rPr>
-        <w:t>17</w:t>
-      </w:r>
-      <w:r>
-        <w:rPr>
-          <w:lang w:val="ar_AE" w:bidi="ar_AE"/>
-        </w:rPr>
-        <w:t xml:space="preserve"> فَمَعَ أَنَّهُ لَا يُزْهِرُ ٱلتِّينُ، وَلَا يَكُونُ حَمْلٌ فِي ٱلْكُرُومِ. يَكْذِبُ عَمَلُ ٱلزَّيْتُونَةِ، وَٱلْحُقُولُ لَا تَصْنَعُ طَعَامًا. يَنْقَطِعُ ٱلْغَنَمُ مِنَ ٱلْحَظِيرَةِ، وَلَا بَقَرَ فِي ٱلْمَذَاوِدِ،</w:t>
-      </w:r>
-      <w:r>
-        <w:rPr>
-          <w:lang w:val="ar_AE" w:bidi="ar_AE"/>
-        </w:rPr>
-      </w:r>
-      <w:r>
-        <w:rPr>
-          <w:lang w:val="ar_AE" w:bidi="ar_AE"/>
-        </w:rPr>
-      </w:r>
-    </w:p>
-    <w:p>
-      <w:pPr>
-        <w:bidi/>
-      </w:pPr>
-      <w:r>
-        <w:rPr>
-          <w:lang w:val="ar_AE" w:bidi="ar_AE"/>
-        </w:rPr>
-      </w:r>
-    </w:p>
-    <w:p>
-      <w:pPr>
-        <w:bidi/>
-      </w:pPr>
-      <w:r>
-        <w:rPr>
-          <w:lang w:val="ar_AE" w:bidi="ar_AE"/>
-        </w:rPr>
-      </w:r>
-      <w:r>
-        <w:rPr>
-          <w:vertAlign w:val="superscript"/>
-          <w:lang w:val="ar_AE" w:bidi="ar_AE"/>
-        </w:rPr>
-        <w:t>18</w:t>
-      </w:r>
-      <w:r>
-        <w:rPr>
-          <w:lang w:val="ar_AE" w:bidi="ar_AE"/>
-        </w:rPr>
-        <w:t xml:space="preserve"> فَإِنِّي أَبْتَهِجُ بِٱلرَّبِّ وَأَفْرَحُ بِإِلَهِ خَلَاصِي.</w:t>
-      </w:r>
-      <w:r>
-        <w:rPr>
-          <w:lang w:val="ar_AE" w:bidi="ar_AE"/>
-        </w:rPr>
-      </w:r>
-      <w:r>
-        <w:rPr>
-          <w:lang w:val="ar_AE" w:bidi="ar_AE"/>
-        </w:rPr>
-      </w:r>
-    </w:p>
-    <w:p>
-      <w:pPr>
-        <w:bidi/>
-      </w:pPr>
-      <w:r>
-        <w:rPr>
-          <w:lang w:val="ar_AE" w:bidi="ar_AE"/>
-        </w:rPr>
-      </w:r>
-    </w:p>
-    <w:p>
-      <w:pPr>
-        <w:bidi/>
-      </w:pPr>
-      <w:r>
-        <w:rPr>
-          <w:lang w:val="ar_AE" w:bidi="ar_AE"/>
-        </w:rPr>
-      </w:r>
-      <w:r>
-        <w:rPr>
-          <w:vertAlign w:val="superscript"/>
+          <w:rtl/>
+          <w:cs/>
           <w:lang w:val="ar_AE" w:bidi="ar_AE"/>
         </w:rPr>
         <w:t>19</w:t>
       </w:r>
       <w:r>
         <w:rPr>
+          <w:rtl/>
+          <w:cs/>
           <w:lang w:val="ar_AE" w:bidi="ar_AE"/>
         </w:rPr>
         <w:t xml:space="preserve"> اَلرَّبُّ ٱلسَّيِّدُ قُوَّتِي، وَيَجْعَلُ قَدَمَيَّ كَٱلْأَيَائِلِ، وَيُمَشِّينِي عَلَى مُرْتَفَعَاتِي. لِرَئِيسِ ٱلْمُغَنِّينَ عَلَى آلَاتِي ذَوَاتِ ٱلْأَوْتَارِ.</w:t>
-      </w:r>
-      <w:r>
-        <w:rPr>
-          <w:lang w:val="ar_AE" w:bidi="ar_AE"/>
-        </w:rPr>
-      </w:r>
-      <w:r>
-        <w:rPr>
-          <w:lang w:val="ar_AE" w:bidi="ar_AE"/>
-        </w:rPr>
       </w:r>
     </w:p>
     <w:sectPr>
